--- a/doc/詞/宋朝/范仲淹/范仲淹-漁家傲·秋思.docx
+++ b/doc/詞/宋朝/范仲淹/范仲淹-漁家傲·秋思.docx
@@ -1,6 +1,6 @@
 
 <file path=word/document.xml><?xml version="1.0" encoding="utf-8"?>
-<w:document xmlns:wpc="http://schemas.microsoft.com/office/word/2010/wordprocessingCanvas" xmlns:cx="http://schemas.microsoft.com/office/drawing/2014/chartex" xmlns:cx1="http://schemas.microsoft.com/office/drawing/2015/9/8/chartex" xmlns:cx2="http://schemas.microsoft.com/office/drawing/2015/10/21/chartex" xmlns:cx3="http://schemas.microsoft.com/office/drawing/2016/5/9/chartex" xmlns:cx4="http://schemas.microsoft.com/office/drawing/2016/5/10/chartex" xmlns:cx5="http://schemas.microsoft.com/office/drawing/2016/5/11/chartex" xmlns:cx6="http://schemas.microsoft.com/office/drawing/2016/5/12/chartex" xmlns:cx7="http://schemas.microsoft.com/office/drawing/2016/5/13/chartex" xmlns:cx8="http://schemas.microsoft.com/office/drawing/2016/5/14/chartex" xmlns:mc="http://schemas.openxmlformats.org/markup-compatibility/2006" xmlns:aink="http://schemas.microsoft.com/office/drawing/2016/ink" xmlns:am3d="http://schemas.microsoft.com/office/drawing/2017/model3d" xmlns:o="urn:schemas-microsoft-com:office:office" xmlns:oel="http://schemas.microsoft.com/office/2019/extlst" xmlns:r="http://schemas.openxmlformats.org/officeDocument/2006/relationships" xmlns:m="http://schemas.openxmlformats.org/officeDocument/2006/math" xmlns:v="urn:schemas-microsoft-com:vml" xmlns:wp14="http://schemas.microsoft.com/office/word/2010/wordprocessingDrawing" xmlns:wp="http://schemas.openxmlformats.org/drawingml/2006/wordprocessingDrawing" xmlns:w10="urn:schemas-microsoft-com:office:word" xmlns:w="http://schemas.openxmlformats.org/wordprocessingml/2006/main" xmlns:w14="http://schemas.microsoft.com/office/word/2010/wordml" xmlns:w15="http://schemas.microsoft.com/office/word/2012/wordml" xmlns:w16cex="http://schemas.microsoft.com/office/word/2018/wordml/cex" xmlns:w16cid="http://schemas.microsoft.com/office/word/2016/wordml/cid" xmlns:w16="http://schemas.microsoft.com/office/word/2018/wordml" xmlns:w16sdtdh="http://schemas.microsoft.com/office/word/2020/wordml/sdtdatahash" xmlns:w16se="http://schemas.microsoft.com/office/word/2015/wordml/symex" xmlns:wpg="http://schemas.microsoft.com/office/word/2010/wordprocessingGroup" xmlns:wpi="http://schemas.microsoft.com/office/word/2010/wordprocessingInk" xmlns:wne="http://schemas.microsoft.com/office/word/2006/wordml" xmlns:wps="http://schemas.microsoft.com/office/word/2010/wordprocessingShape" mc:Ignorable="w14 w15 w16se w16cid w16 w16cex w16sdtdh wp14">
+<w:document xmlns:wpc="http://schemas.microsoft.com/office/word/2010/wordprocessingCanvas" xmlns:cx="http://schemas.microsoft.com/office/drawing/2014/chartex" xmlns:cx1="http://schemas.microsoft.com/office/drawing/2015/9/8/chartex" xmlns:cx2="http://schemas.microsoft.com/office/drawing/2015/10/21/chartex" xmlns:cx3="http://schemas.microsoft.com/office/drawing/2016/5/9/chartex" xmlns:cx4="http://schemas.microsoft.com/office/drawing/2016/5/10/chartex" xmlns:cx5="http://schemas.microsoft.com/office/drawing/2016/5/11/chartex" xmlns:cx6="http://schemas.microsoft.com/office/drawing/2016/5/12/chartex" xmlns:cx7="http://schemas.microsoft.com/office/drawing/2016/5/13/chartex" xmlns:cx8="http://schemas.microsoft.com/office/drawing/2016/5/14/chartex" xmlns:mc="http://schemas.openxmlformats.org/markup-compatibility/2006" xmlns:aink="http://schemas.microsoft.com/office/drawing/2016/ink" xmlns:am3d="http://schemas.microsoft.com/office/drawing/2017/model3d" xmlns:o="urn:schemas-microsoft-com:office:office" xmlns:oel="http://schemas.microsoft.com/office/2019/extlst" xmlns:r="http://schemas.openxmlformats.org/officeDocument/2006/relationships" xmlns:m="http://schemas.openxmlformats.org/officeDocument/2006/math" xmlns:v="urn:schemas-microsoft-com:vml" xmlns:wp14="http://schemas.microsoft.com/office/word/2010/wordprocessingDrawing" xmlns:wp="http://schemas.openxmlformats.org/drawingml/2006/wordprocessingDrawing" xmlns:w10="urn:schemas-microsoft-com:office:word" xmlns:w="http://schemas.openxmlformats.org/wordprocessingml/2006/main" xmlns:w14="http://schemas.microsoft.com/office/word/2010/wordml" xmlns:w15="http://schemas.microsoft.com/office/word/2012/wordml" xmlns:w16cex="http://schemas.microsoft.com/office/word/2018/wordml/cex" xmlns:w16cid="http://schemas.microsoft.com/office/word/2016/wordml/cid" xmlns:w16="http://schemas.microsoft.com/office/word/2018/wordml" xmlns:w16du="http://schemas.microsoft.com/office/word/2023/wordml/word16du" xmlns:w16sdtdh="http://schemas.microsoft.com/office/word/2020/wordml/sdtdatahash" xmlns:w16sdtfl="http://schemas.microsoft.com/office/word/2024/wordml/sdtformatlock" xmlns:w16se="http://schemas.microsoft.com/office/word/2015/wordml/symex" xmlns:wpg="http://schemas.microsoft.com/office/word/2010/wordprocessingGroup" xmlns:wpi="http://schemas.microsoft.com/office/word/2010/wordprocessingInk" xmlns:wne="http://schemas.microsoft.com/office/word/2006/wordml" xmlns:wps="http://schemas.microsoft.com/office/word/2010/wordprocessingShape" mc:Ignorable="w14 w15 w16se w16cid w16 w16cex w16sdtdh w16sdtfl w16du wp14">
   <w:body>
     <w:p>
       <w:pPr>
@@ -194,54 +194,77 @@
       <w:pPr>
         <w:spacing w:after="0" w:line="440" w:lineRule="exact"/>
         <w:ind w:left="0" w:right="0" w:firstLine="0"/>
-        <w:rPr>
-          <w:szCs w:val="28"/>
-        </w:rPr>
-      </w:pPr>
-      <w:r>
-        <w:rPr>
-          <w:rFonts w:hint="eastAsia"/>
-          <w:szCs w:val="28"/>
-        </w:rPr>
-        <w:t>秋天到了，西北邊塞的風光和江南不同。大雁又飛回</w:t>
-      </w:r>
-      <w:r>
-        <w:rPr>
-          <w:rFonts w:hint="eastAsia"/>
+        <w:jc w:val="both"/>
+        <w:rPr>
+          <w:szCs w:val="28"/>
+        </w:rPr>
+      </w:pPr>
+      <w:r>
+        <w:rPr>
+          <w:rFonts w:hint="eastAsia"/>
+          <w:spacing w:val="-6"/>
+          <w:szCs w:val="28"/>
+        </w:rPr>
+        <w:t>秋天到了，邊塞的風光與</w:t>
+      </w:r>
+      <w:r>
+        <w:rPr>
+          <w:rFonts w:hint="eastAsia"/>
+          <w:spacing w:val="-6"/>
           <w:szCs w:val="28"/>
           <w:u w:val="single"/>
         </w:rPr>
+        <w:t>江南</w:t>
+      </w:r>
+      <w:r>
+        <w:rPr>
+          <w:rFonts w:hint="eastAsia"/>
+          <w:spacing w:val="-6"/>
+          <w:szCs w:val="28"/>
+        </w:rPr>
+        <w:t>大不相同，向著</w:t>
+      </w:r>
+      <w:r>
+        <w:rPr>
+          <w:rFonts w:hint="eastAsia"/>
+          <w:spacing w:val="-6"/>
+          <w:szCs w:val="28"/>
+          <w:u w:val="single"/>
+        </w:rPr>
         <w:t>衡陽</w:t>
       </w:r>
       <w:r>
         <w:rPr>
           <w:rFonts w:hint="eastAsia"/>
-          <w:szCs w:val="28"/>
-        </w:rPr>
-        <w:t>了，一點也沒有停留之意。黃昏時，軍中號角一吹，周圍的邊聲也隨之而起。</w:t>
+          <w:spacing w:val="-6"/>
+          <w:szCs w:val="28"/>
+        </w:rPr>
+        <w:t>飛去的雁群毫無留戀地</w:t>
       </w:r>
       <w:r>
         <w:rPr>
           <w:rFonts w:hint="eastAsia"/>
           <w:b/>
           <w:bCs/>
-          <w:szCs w:val="28"/>
-        </w:rPr>
-        <w:t>層巒疊嶂</w:t>
-      </w:r>
-      <w:r>
-        <w:rPr>
-          <w:rFonts w:hint="eastAsia"/>
-          <w:szCs w:val="28"/>
-        </w:rPr>
-        <w:t>裡</w:t>
-      </w:r>
-      <w:r>
-        <w:rPr>
-          <w:rFonts w:hint="eastAsia"/>
-          <w:szCs w:val="28"/>
-        </w:rPr>
-        <w:t>，</w:t>
+          <w:spacing w:val="-6"/>
+          <w:szCs w:val="28"/>
+        </w:rPr>
+        <w:t>拂袖而去</w:t>
+      </w:r>
+      <w:r>
+        <w:rPr>
+          <w:rFonts w:hint="eastAsia"/>
+          <w:spacing w:val="-6"/>
+          <w:szCs w:val="28"/>
+        </w:rPr>
+        <w:t>。</w:t>
+      </w:r>
+      <w:r>
+        <w:rPr>
+          <w:rFonts w:hint="eastAsia"/>
+          <w:szCs w:val="28"/>
+        </w:rPr>
+        <w:t>邊境四處傳來淒涼的風聲，伴隨著警示的號角聲驟然響起；在層層疊疊的群山環抱中，黃昏的濃煙</w:t>
       </w:r>
       <w:r>
         <w:rPr>
@@ -250,98 +273,31 @@
           <w:bCs/>
           <w:szCs w:val="28"/>
         </w:rPr>
-        <w:t>暮靄沉沉</w:t>
-      </w:r>
-      <w:r>
-        <w:rPr>
-          <w:rFonts w:hint="eastAsia"/>
-          <w:szCs w:val="28"/>
-        </w:rPr>
-        <w:t>，山銜落日，孤零零的城門緊閉。</w:t>
+        <w:t>冉冉</w:t>
+      </w:r>
+      <w:r>
+        <w:rPr>
+          <w:rFonts w:hint="eastAsia"/>
+          <w:szCs w:val="28"/>
+        </w:rPr>
+        <w:t>升起，孤零零的城門早已緊緊關閉。</w:t>
       </w:r>
     </w:p>
     <w:p>
       <w:pPr>
         <w:spacing w:after="0" w:line="440" w:lineRule="exact"/>
         <w:ind w:left="0" w:right="0" w:firstLine="0"/>
-        <w:rPr>
-          <w:szCs w:val="28"/>
-        </w:rPr>
-      </w:pPr>
-      <w:r>
-        <w:rPr>
-          <w:rFonts w:hint="eastAsia"/>
-          <w:szCs w:val="28"/>
-        </w:rPr>
-        <w:t>飲一杯濁酒，不由得想起萬里之外的家鄉，未能像</w:t>
-      </w:r>
-      <w:hyperlink r:id="rId8" w:history="1">
-        <w:r>
-          <w:rPr>
-            <w:rStyle w:val="a8"/>
-            <w:rFonts w:hint="eastAsia"/>
-            <w:b/>
-            <w:bCs/>
-            <w:szCs w:val="28"/>
-          </w:rPr>
-          <w:t>竇憲</w:t>
-        </w:r>
-      </w:hyperlink>
-      <w:r>
-        <w:rPr>
-          <w:rFonts w:hint="eastAsia"/>
-          <w:szCs w:val="28"/>
-        </w:rPr>
-        <w:t>那樣戰勝敵人，刻石</w:t>
-      </w:r>
-      <w:r>
-        <w:rPr>
-          <w:rFonts w:hint="eastAsia"/>
-          <w:szCs w:val="28"/>
-          <w:u w:val="single"/>
-        </w:rPr>
-        <w:t>燕</w:t>
-      </w:r>
-      <w:r>
-        <w:rPr>
-          <w:rFonts w:hint="eastAsia"/>
-          <w:szCs w:val="28"/>
-          <w:u w:val="single"/>
-        </w:rPr>
-        <w:t>(</w:t>
-      </w:r>
-      <w:r>
-        <w:rPr>
-          <w:rFonts w:hint="eastAsia"/>
-          <w:color w:val="FF0000"/>
-          <w:sz w:val="16"/>
-          <w:szCs w:val="16"/>
-          <w:u w:val="single"/>
-        </w:rPr>
-        <w:t>ㄧㄢ</w:t>
-      </w:r>
-      <w:r>
-        <w:rPr>
-          <w:rFonts w:hint="eastAsia"/>
-          <w:szCs w:val="28"/>
-          <w:u w:val="single"/>
-        </w:rPr>
-        <w:t>)</w:t>
-      </w:r>
-      <w:r>
-        <w:rPr>
-          <w:rFonts w:hint="eastAsia"/>
-          <w:szCs w:val="28"/>
-          <w:u w:val="single"/>
-        </w:rPr>
-        <w:t>然</w:t>
-      </w:r>
-      <w:r>
-        <w:rPr>
-          <w:rFonts w:hint="eastAsia"/>
-          <w:szCs w:val="28"/>
-        </w:rPr>
-        <w:t>，不能早作歸計。悠揚的羌笛響起來了，天氣寒冷，霜雪滿地。夜深了，將士們都不能安睡：將軍為操持軍事，鬚髮都變白了；戰士們久</w:t>
+        <w:jc w:val="both"/>
+        <w:rPr>
+          <w:szCs w:val="28"/>
+        </w:rPr>
+      </w:pPr>
+      <w:r>
+        <w:rPr>
+          <w:rFonts w:hint="eastAsia"/>
+          <w:szCs w:val="28"/>
+        </w:rPr>
+        <w:t>喝下一杯濁酒，思念著遠在萬里之外的家鄉，但眼下邊患未平、功業未竟，想要歸去根本無計可施。遠方</w:t>
       </w:r>
       <w:r>
         <w:rPr>
@@ -350,19 +306,51 @@
           <w:bCs/>
           <w:szCs w:val="28"/>
         </w:rPr>
-        <w:t>戍</w:t>
-      </w:r>
-      <w:r>
-        <w:rPr>
-          <w:rFonts w:hint="eastAsia"/>
-          <w:szCs w:val="28"/>
-        </w:rPr>
-        <w:t>邊塞，也流下了傷心的眼淚。</w:t>
-      </w:r>
-    </w:p>
-    <w:p>
-      <w:pPr>
-        <w:spacing w:after="0" w:line="440" w:lineRule="exact"/>
+        <w:t>羌笛</w:t>
+      </w:r>
+      <w:r>
+        <w:rPr>
+          <w:rFonts w:hint="eastAsia"/>
+          <w:szCs w:val="28"/>
+        </w:rPr>
+        <w:t>聲悠揚淒清，深秋的濃霜早已灑滿大地；夜深了，人們</w:t>
+      </w:r>
+      <w:r>
+        <w:rPr>
+          <w:rFonts w:hint="eastAsia"/>
+          <w:b/>
+          <w:bCs/>
+          <w:szCs w:val="28"/>
+        </w:rPr>
+        <w:t>輾轉難眠</w:t>
+      </w:r>
+      <w:r>
+        <w:rPr>
+          <w:rFonts w:hint="eastAsia"/>
+          <w:szCs w:val="28"/>
+        </w:rPr>
+        <w:t>，將領早已滿頭白髮，征夫們也忍不住</w:t>
+      </w:r>
+      <w:r>
+        <w:rPr>
+          <w:rFonts w:hint="eastAsia"/>
+          <w:b/>
+          <w:bCs/>
+          <w:szCs w:val="28"/>
+        </w:rPr>
+        <w:t>潸然淚下</w:t>
+      </w:r>
+      <w:r>
+        <w:rPr>
+          <w:rFonts w:hint="eastAsia"/>
+          <w:szCs w:val="28"/>
+        </w:rPr>
+        <w:t>。</w:t>
+      </w:r>
+    </w:p>
+    <w:p>
+      <w:pPr>
+        <w:spacing w:beforeLines="50" w:before="120" w:after="0" w:line="440" w:lineRule="exact"/>
         <w:ind w:left="0" w:right="0" w:firstLine="0"/>
         <w:rPr>
           <w:sz w:val="32"/>
@@ -389,8 +377,8 @@
         <w:tabs>
           <w:tab w:val="left" w:pos="8115"/>
         </w:tabs>
-        <w:spacing w:after="0" w:line="440" w:lineRule="exact"/>
-        <w:ind w:leftChars="0" w:left="465" w:right="0" w:hanging="482"/>
+        <w:spacing w:after="0" w:line="400" w:lineRule="exact"/>
+        <w:ind w:leftChars="0" w:left="284" w:right="0" w:hanging="301"/>
         <w:rPr>
           <w:color w:val="auto"/>
           <w:szCs w:val="28"/>
@@ -431,8 +419,8 @@
         <w:tabs>
           <w:tab w:val="left" w:pos="8115"/>
         </w:tabs>
-        <w:spacing w:after="0" w:line="440" w:lineRule="exact"/>
-        <w:ind w:leftChars="0" w:left="465" w:right="0" w:hanging="482"/>
+        <w:spacing w:after="0" w:line="400" w:lineRule="exact"/>
+        <w:ind w:leftChars="0" w:left="284" w:right="0" w:hanging="301"/>
         <w:rPr>
           <w:color w:val="auto"/>
           <w:szCs w:val="28"/>
@@ -457,8 +445,8 @@
         <w:tabs>
           <w:tab w:val="left" w:pos="8115"/>
         </w:tabs>
-        <w:spacing w:after="0" w:line="440" w:lineRule="exact"/>
-        <w:ind w:leftChars="0" w:left="465" w:right="0" w:hanging="482"/>
+        <w:spacing w:after="0" w:line="400" w:lineRule="exact"/>
+        <w:ind w:leftChars="0" w:left="284" w:right="0" w:hanging="301"/>
         <w:rPr>
           <w:color w:val="auto"/>
           <w:szCs w:val="28"/>
@@ -534,8 +522,8 @@
         <w:tabs>
           <w:tab w:val="left" w:pos="8115"/>
         </w:tabs>
-        <w:spacing w:after="0" w:line="440" w:lineRule="exact"/>
-        <w:ind w:leftChars="0" w:left="465" w:right="0" w:hanging="482"/>
+        <w:spacing w:after="0" w:line="400" w:lineRule="exact"/>
+        <w:ind w:leftChars="0" w:left="284" w:right="0" w:hanging="301"/>
         <w:rPr>
           <w:color w:val="auto"/>
           <w:szCs w:val="28"/>
@@ -560,8 +548,8 @@
         <w:tabs>
           <w:tab w:val="left" w:pos="8115"/>
         </w:tabs>
-        <w:spacing w:after="0" w:line="440" w:lineRule="exact"/>
-        <w:ind w:leftChars="0" w:left="465" w:right="0" w:hanging="482"/>
+        <w:spacing w:after="0" w:line="400" w:lineRule="exact"/>
+        <w:ind w:leftChars="0" w:left="284" w:right="0" w:hanging="301"/>
         <w:rPr>
           <w:color w:val="auto"/>
           <w:szCs w:val="28"/>
@@ -602,8 +590,8 @@
         <w:tabs>
           <w:tab w:val="left" w:pos="8115"/>
         </w:tabs>
-        <w:spacing w:after="0" w:line="440" w:lineRule="exact"/>
-        <w:ind w:leftChars="0" w:left="465" w:right="0" w:hanging="482"/>
+        <w:spacing w:after="0" w:line="400" w:lineRule="exact"/>
+        <w:ind w:leftChars="0" w:left="284" w:right="0" w:hanging="301"/>
         <w:rPr>
           <w:color w:val="auto"/>
           <w:szCs w:val="28"/>
@@ -796,8 +784,8 @@
         <w:tabs>
           <w:tab w:val="left" w:pos="8115"/>
         </w:tabs>
-        <w:spacing w:after="0" w:line="440" w:lineRule="exact"/>
-        <w:ind w:leftChars="0" w:left="465" w:right="0" w:hanging="482"/>
+        <w:spacing w:after="0" w:line="400" w:lineRule="exact"/>
+        <w:ind w:leftChars="0" w:left="284" w:right="0" w:hanging="301"/>
         <w:rPr>
           <w:color w:val="auto"/>
           <w:szCs w:val="28"/>
@@ -839,8 +827,8 @@
         <w:tabs>
           <w:tab w:val="left" w:pos="8115"/>
         </w:tabs>
-        <w:spacing w:after="0" w:line="440" w:lineRule="exact"/>
-        <w:ind w:leftChars="0" w:left="465" w:right="0" w:hanging="482"/>
+        <w:spacing w:after="0" w:line="400" w:lineRule="exact"/>
+        <w:ind w:leftChars="0" w:left="284" w:right="0" w:hanging="301"/>
         <w:rPr>
           <w:color w:val="auto"/>
           <w:szCs w:val="28"/>
@@ -865,11 +853,11 @@
         <w:tabs>
           <w:tab w:val="left" w:pos="8115"/>
         </w:tabs>
-        <w:spacing w:after="0" w:line="440" w:lineRule="exact"/>
-        <w:ind w:leftChars="0" w:left="465" w:right="0" w:hanging="482"/>
-        <w:rPr>
-          <w:sz w:val="32"/>
-          <w:szCs w:val="32"/>
+        <w:spacing w:after="0" w:line="400" w:lineRule="exact"/>
+        <w:ind w:leftChars="0" w:left="284" w:right="0" w:hanging="301"/>
+        <w:rPr>
+          <w:color w:val="auto"/>
+          <w:szCs w:val="28"/>
         </w:rPr>
       </w:pPr>
       <w:r>
@@ -908,1687 +896,372 @@
     </w:p>
     <w:p>
       <w:pPr>
+        <w:spacing w:after="0" w:line="420" w:lineRule="exact"/>
+        <w:ind w:left="-6" w:right="0" w:hanging="11"/>
+        <w:jc w:val="both"/>
+        <w:rPr>
+          <w:bCs/>
+          <w:szCs w:val="28"/>
+        </w:rPr>
+      </w:pPr>
+      <w:r>
+        <w:rPr>
+          <w:rFonts w:hint="eastAsia"/>
+          <w:bCs/>
+          <w:szCs w:val="28"/>
+        </w:rPr>
+        <w:t xml:space="preserve">    </w:t>
+      </w:r>
+      <w:r>
+        <w:rPr>
+          <w:rFonts w:hint="eastAsia"/>
+          <w:bCs/>
+          <w:szCs w:val="28"/>
+          <w:u w:val="single"/>
+        </w:rPr>
+        <w:t>范仲淹</w:t>
+      </w:r>
+      <w:r>
+        <w:rPr>
+          <w:rFonts w:hint="eastAsia"/>
+          <w:bCs/>
+          <w:szCs w:val="28"/>
+        </w:rPr>
+        <w:t>的《漁家傲·秋思》是一首將「邊塞風光」與「家國情懷」完美融合的千古絕唱。全詞以「異」字貫穿，透過</w:t>
+      </w:r>
+      <w:r>
+        <w:rPr>
+          <w:rFonts w:hint="eastAsia"/>
+          <w:b/>
+          <w:szCs w:val="28"/>
+        </w:rPr>
+        <w:t>蒼涼肅殺</w:t>
+      </w:r>
+      <w:r>
+        <w:rPr>
+          <w:rFonts w:hint="eastAsia"/>
+          <w:bCs/>
+          <w:szCs w:val="28"/>
+        </w:rPr>
+        <w:t>的秋景，層層鋪陳邊關將士身處絕境的孤寂，以及功業未竟與思鄉心切的深沉矛盾。</w:t>
+      </w:r>
+    </w:p>
+    <w:p>
+      <w:pPr>
+        <w:spacing w:after="0" w:line="420" w:lineRule="exact"/>
+        <w:ind w:left="-6" w:right="0" w:hanging="11"/>
+        <w:jc w:val="both"/>
+        <w:rPr>
+          <w:bCs/>
+          <w:szCs w:val="28"/>
+        </w:rPr>
+      </w:pPr>
+      <w:r>
+        <w:rPr>
+          <w:rFonts w:hint="eastAsia"/>
+          <w:bCs/>
+          <w:szCs w:val="28"/>
+        </w:rPr>
+        <w:t xml:space="preserve">　　</w:t>
+      </w:r>
+      <w:r>
+        <w:rPr>
+          <w:rFonts w:hint="eastAsia"/>
+          <w:bCs/>
+          <w:szCs w:val="28"/>
+        </w:rPr>
+        <w:t>上片重在「寫景與造境」，描繪北疆壯闊卻蕭條的暮秋氣象。「塞下秋來風景異」為全詞奠定基調，一個「異」字點出邊塞與</w:t>
+      </w:r>
+      <w:r>
+        <w:rPr>
+          <w:rFonts w:hint="eastAsia"/>
+          <w:bCs/>
+          <w:szCs w:val="28"/>
+          <w:u w:val="single"/>
+        </w:rPr>
+        <w:t>江南</w:t>
+      </w:r>
+      <w:r>
+        <w:rPr>
+          <w:rFonts w:hint="eastAsia"/>
+          <w:bCs/>
+          <w:szCs w:val="28"/>
+        </w:rPr>
+        <w:t>風物的巨大反差。「衡陽雁去無留意」借大雁南飛不肯停留，</w:t>
+      </w:r>
+      <w:r>
+        <w:rPr>
+          <w:rFonts w:hint="eastAsia"/>
+          <w:b/>
+          <w:szCs w:val="28"/>
+        </w:rPr>
+        <w:t>反襯</w:t>
+      </w:r>
+      <w:r>
+        <w:rPr>
+          <w:rFonts w:hint="eastAsia"/>
+          <w:bCs/>
+          <w:szCs w:val="28"/>
+        </w:rPr>
+        <w:t>出邊境環境的惡劣與荒涼。緊接著，「四面邊聲連角起，千嶂裡，長煙落日孤城閉」，作者將視覺與聽覺相互織就：風聲、馬鳴等邊聲與軍中號角交織，聲聲驚心；千峰萬嶺之中，落日餘暉伴隨孤煙，而重門深鎖的「孤城」，更勾勒出一幅極具空間感與壓迫感的畫面，將守軍的孤立無援</w:t>
+      </w:r>
+      <w:r>
+        <w:rPr>
+          <w:rFonts w:hint="eastAsia"/>
+          <w:b/>
+          <w:szCs w:val="28"/>
+        </w:rPr>
+        <w:t>渲染</w:t>
+      </w:r>
+      <w:r>
+        <w:rPr>
+          <w:rFonts w:hint="eastAsia"/>
+          <w:bCs/>
+          <w:szCs w:val="28"/>
+        </w:rPr>
+        <w:t>得</w:t>
+      </w:r>
+      <w:r>
+        <w:rPr>
+          <w:rFonts w:hint="eastAsia"/>
+          <w:b/>
+          <w:szCs w:val="28"/>
+        </w:rPr>
+        <w:t>淋漓盡致</w:t>
+      </w:r>
+      <w:r>
+        <w:rPr>
+          <w:rFonts w:hint="eastAsia"/>
+          <w:bCs/>
+          <w:szCs w:val="28"/>
+        </w:rPr>
+        <w:t>。</w:t>
+      </w:r>
+    </w:p>
+    <w:p>
+      <w:pPr>
         <w:spacing w:after="0" w:line="440" w:lineRule="exact"/>
         <w:ind w:left="-6" w:right="0" w:hanging="11"/>
-        <w:rPr>
-          <w:bCs/>
-          <w:szCs w:val="28"/>
-        </w:rPr>
-      </w:pPr>
-      <w:r>
-        <w:rPr>
-          <w:rFonts w:hint="eastAsia"/>
-          <w:bCs/>
-          <w:szCs w:val="28"/>
-        </w:rPr>
-        <w:t xml:space="preserve">    </w:t>
-      </w:r>
-      <w:r>
-        <w:rPr>
-          <w:rFonts w:hint="eastAsia"/>
-          <w:bCs/>
-          <w:szCs w:val="28"/>
-        </w:rPr>
-        <w:t>每讀這首詞，都會有不同的感悟。這首詞首先給人的感覺是淒清、悲涼、壯闊、深沉，還有些傷感。而就在這悲涼、傷感中，有悲壯的英雄氣在迴蕩著。</w:t>
+        <w:jc w:val="both"/>
+        <w:rPr>
+          <w:bCs/>
+          <w:szCs w:val="28"/>
+        </w:rPr>
+      </w:pPr>
+      <w:r>
+        <w:rPr>
+          <w:rFonts w:hint="eastAsia"/>
+          <w:bCs/>
+          <w:szCs w:val="28"/>
+        </w:rPr>
+        <w:lastRenderedPageBreak/>
+        <w:t xml:space="preserve">　　</w:t>
+      </w:r>
+      <w:r>
+        <w:rPr>
+          <w:rFonts w:hint="eastAsia"/>
+          <w:bCs/>
+          <w:szCs w:val="28"/>
+        </w:rPr>
+        <w:t>下片轉入「抒情與刻畫」，直視將士內心的苦悶與掙扎。「濁酒一杯家萬里，燕然未勒歸無計」是全詞的核心心聲。「濁酒一杯」難解萬里思鄉之苦，然而</w:t>
+      </w:r>
+      <w:r>
+        <w:rPr>
+          <w:rFonts w:hint="eastAsia"/>
+          <w:bCs/>
+          <w:szCs w:val="28"/>
+          <w:u w:val="single"/>
+        </w:rPr>
+        <w:t>東漢</w:t>
+      </w:r>
+      <w:r>
+        <w:rPr>
+          <w:rFonts w:hint="eastAsia"/>
+          <w:bCs/>
+          <w:szCs w:val="28"/>
+        </w:rPr>
+        <w:t xml:space="preserve"> </w:t>
+      </w:r>
+      <w:r>
+        <w:rPr>
+          <w:rFonts w:hint="eastAsia"/>
+          <w:bCs/>
+          <w:szCs w:val="28"/>
+          <w:u w:val="single"/>
+        </w:rPr>
+        <w:t>竇憲</w:t>
+      </w:r>
+      <w:r>
+        <w:rPr>
+          <w:rFonts w:hint="eastAsia"/>
+          <w:bCs/>
+          <w:szCs w:val="28"/>
+        </w:rPr>
+        <w:t>「燕然勒石」的功業未成，外患未平，使他們即使思鄉也「歸無計」，深刻表現出保家衛國的責任感與個人犧牲之間的沉重抉擇。末段「羌管悠悠霜滿地，人不寐</w:t>
+      </w:r>
+      <w:r>
+        <w:rPr>
+          <w:bCs/>
+          <w:szCs w:val="28"/>
+        </w:rPr>
+        <w:br/>
+      </w:r>
+      <w:r>
+        <w:rPr>
+          <w:rFonts w:hint="eastAsia"/>
+          <w:bCs/>
+          <w:szCs w:val="28"/>
+        </w:rPr>
+        <w:t>，將軍白髮征夫淚」，將情境推向高潮。悠揚淒涼的羌笛聲迴盪在滿地白霜的寒夜</w:t>
+      </w:r>
+      <w:r>
+        <w:rPr>
+          <w:bCs/>
+          <w:szCs w:val="28"/>
+        </w:rPr>
+        <w:br/>
+      </w:r>
+      <w:r>
+        <w:rPr>
+          <w:rFonts w:hint="eastAsia"/>
+          <w:bCs/>
+          <w:szCs w:val="28"/>
+        </w:rPr>
+        <w:t>，寫盡了邊塞歲月的艱辛；「人不寐」三字，</w:t>
+      </w:r>
+      <w:r>
+        <w:rPr>
+          <w:rFonts w:hint="eastAsia"/>
+          <w:b/>
+          <w:szCs w:val="28"/>
+        </w:rPr>
+        <w:t>凝聚</w:t>
+      </w:r>
+      <w:r>
+        <w:rPr>
+          <w:rFonts w:hint="eastAsia"/>
+          <w:bCs/>
+          <w:szCs w:val="28"/>
+        </w:rPr>
+        <w:t>了無數個徹夜難眠的煎熬；而「將軍白髮」與「征夫淚」，則將高層將領與基層士兵的集體命運</w:t>
+      </w:r>
+      <w:r>
+        <w:rPr>
+          <w:rFonts w:hint="eastAsia"/>
+          <w:b/>
+          <w:szCs w:val="28"/>
+        </w:rPr>
+        <w:t>熔於一爐</w:t>
+      </w:r>
+      <w:r>
+        <w:rPr>
+          <w:rFonts w:hint="eastAsia"/>
+          <w:bCs/>
+          <w:szCs w:val="28"/>
+        </w:rPr>
+        <w:t>，歲月染白了雙鬢，熱淚打濕了衣襟。</w:t>
       </w:r>
     </w:p>
     <w:p>
       <w:pPr>
         <w:spacing w:after="0" w:line="440" w:lineRule="exact"/>
         <w:ind w:left="-6" w:right="0" w:hanging="11"/>
-        <w:rPr>
-          <w:bCs/>
-          <w:szCs w:val="28"/>
-        </w:rPr>
-      </w:pPr>
-      <w:r>
-        <w:rPr>
-          <w:rFonts w:hint="eastAsia"/>
-          <w:bCs/>
-          <w:szCs w:val="28"/>
-        </w:rPr>
-        <w:t xml:space="preserve">    </w:t>
-      </w:r>
-      <w:r>
-        <w:rPr>
-          <w:rFonts w:hint="eastAsia"/>
-          <w:bCs/>
-          <w:szCs w:val="28"/>
-        </w:rPr>
-        <w:t>「</w:t>
-      </w:r>
-      <w:r>
-        <w:rPr>
-          <w:rFonts w:hint="eastAsia"/>
-          <w:bCs/>
-          <w:szCs w:val="28"/>
-        </w:rPr>
-        <w:t>塞下秋來風景異</w:t>
-      </w:r>
-      <w:r>
-        <w:rPr>
-          <w:rFonts w:hint="eastAsia"/>
-          <w:bCs/>
-          <w:szCs w:val="28"/>
-        </w:rPr>
-        <w:t>」</w:t>
-      </w:r>
-      <w:r>
-        <w:rPr>
-          <w:rFonts w:hint="eastAsia"/>
-          <w:bCs/>
-          <w:szCs w:val="28"/>
-        </w:rPr>
-        <w:t>，劈頭一句，作者就把我們帶到了一個特殊的環境。時間是秋天，地點在邊塞。風景呢？沒說好，也沒說壞，只說了一個</w:t>
-      </w:r>
-      <w:r>
-        <w:rPr>
-          <w:rFonts w:hint="eastAsia"/>
-          <w:bCs/>
-          <w:szCs w:val="28"/>
-        </w:rPr>
-        <w:t>「</w:t>
-      </w:r>
-      <w:r>
-        <w:rPr>
-          <w:rFonts w:hint="eastAsia"/>
-          <w:bCs/>
-          <w:szCs w:val="28"/>
-        </w:rPr>
-        <w:t>異</w:t>
-      </w:r>
-      <w:r>
-        <w:rPr>
-          <w:rFonts w:hint="eastAsia"/>
-          <w:bCs/>
-          <w:szCs w:val="28"/>
-        </w:rPr>
-        <w:t>」</w:t>
-      </w:r>
-      <w:r>
-        <w:rPr>
-          <w:rFonts w:hint="eastAsia"/>
-          <w:bCs/>
-          <w:szCs w:val="28"/>
-        </w:rPr>
-        <w:t>。</w:t>
-      </w:r>
-      <w:r>
-        <w:rPr>
-          <w:rFonts w:hint="eastAsia"/>
-          <w:bCs/>
-          <w:szCs w:val="28"/>
-        </w:rPr>
-        <w:t>「</w:t>
-      </w:r>
-      <w:r>
-        <w:rPr>
-          <w:rFonts w:hint="eastAsia"/>
-          <w:bCs/>
-          <w:szCs w:val="28"/>
-        </w:rPr>
-        <w:t>異</w:t>
-      </w:r>
-      <w:r>
-        <w:rPr>
-          <w:rFonts w:hint="eastAsia"/>
-          <w:bCs/>
-          <w:szCs w:val="28"/>
-        </w:rPr>
-        <w:t>」</w:t>
-      </w:r>
-      <w:r>
-        <w:rPr>
-          <w:rFonts w:hint="eastAsia"/>
-          <w:bCs/>
-          <w:szCs w:val="28"/>
-        </w:rPr>
-        <w:t>在哪裡呢？且聽下文：</w:t>
-      </w:r>
-    </w:p>
-    <w:p>
-      <w:pPr>
-        <w:spacing w:after="0" w:line="440" w:lineRule="exact"/>
-        <w:ind w:left="-6" w:right="0" w:hanging="11"/>
-        <w:rPr>
-          <w:bCs/>
-          <w:szCs w:val="28"/>
-        </w:rPr>
-      </w:pPr>
-      <w:r>
-        <w:rPr>
-          <w:rFonts w:hint="eastAsia"/>
-          <w:bCs/>
-          <w:szCs w:val="28"/>
-        </w:rPr>
-        <w:t xml:space="preserve">    </w:t>
-      </w:r>
-      <w:r>
-        <w:rPr>
-          <w:rFonts w:hint="eastAsia"/>
-          <w:bCs/>
-          <w:szCs w:val="28"/>
-        </w:rPr>
-        <w:t>「</w:t>
-      </w:r>
-      <w:r>
-        <w:rPr>
-          <w:rFonts w:hint="eastAsia"/>
-          <w:bCs/>
-          <w:szCs w:val="28"/>
-        </w:rPr>
-        <w:t>衡陽雁去無留意。</w:t>
-      </w:r>
-      <w:r>
-        <w:rPr>
-          <w:rFonts w:hint="eastAsia"/>
-          <w:bCs/>
-          <w:szCs w:val="28"/>
-        </w:rPr>
-        <w:t>」</w:t>
-      </w:r>
-      <w:r>
-        <w:rPr>
-          <w:rFonts w:hint="eastAsia"/>
-          <w:bCs/>
-          <w:szCs w:val="28"/>
-          <w:u w:val="single"/>
-        </w:rPr>
-        <w:t>衡陽</w:t>
-      </w:r>
-      <w:r>
-        <w:rPr>
-          <w:rFonts w:hint="eastAsia"/>
-          <w:bCs/>
-          <w:szCs w:val="28"/>
-        </w:rPr>
-        <w:t>雁去是雁去</w:t>
-      </w:r>
-      <w:r>
-        <w:rPr>
-          <w:rFonts w:hint="eastAsia"/>
-          <w:bCs/>
-          <w:szCs w:val="28"/>
-          <w:u w:val="single"/>
-        </w:rPr>
-        <w:t>衡陽</w:t>
-      </w:r>
-      <w:r>
-        <w:rPr>
-          <w:rFonts w:hint="eastAsia"/>
-          <w:bCs/>
-          <w:szCs w:val="28"/>
-        </w:rPr>
-        <w:t>的倒裝；古人相傳，北雁南飛，到</w:t>
-      </w:r>
-      <w:r>
-        <w:rPr>
-          <w:rFonts w:hint="eastAsia"/>
-          <w:bCs/>
-          <w:szCs w:val="28"/>
-          <w:u w:val="single"/>
-        </w:rPr>
-        <w:t>衡陽</w:t>
-      </w:r>
-      <w:r>
-        <w:rPr>
-          <w:rFonts w:hint="eastAsia"/>
-          <w:bCs/>
-          <w:szCs w:val="28"/>
-        </w:rPr>
-        <w:t>而止。</w:t>
-      </w:r>
-      <w:r>
-        <w:rPr>
-          <w:rFonts w:hint="eastAsia"/>
-          <w:bCs/>
-          <w:szCs w:val="28"/>
-          <w:u w:val="single"/>
-        </w:rPr>
-        <w:t>衡陽</w:t>
-      </w:r>
-      <w:r>
-        <w:rPr>
-          <w:rFonts w:hint="eastAsia"/>
-          <w:bCs/>
-          <w:szCs w:val="28"/>
-        </w:rPr>
-        <w:t>城南有</w:t>
-      </w:r>
-      <w:r>
-        <w:rPr>
-          <w:rFonts w:hint="eastAsia"/>
-          <w:bCs/>
-          <w:szCs w:val="28"/>
-          <w:u w:val="single"/>
-        </w:rPr>
-        <w:t>回雁峰</w:t>
-      </w:r>
-      <w:r>
-        <w:rPr>
-          <w:rFonts w:hint="eastAsia"/>
-          <w:bCs/>
-          <w:szCs w:val="28"/>
-        </w:rPr>
-        <w:t>，樣子很像迴旋的雁。</w:t>
-      </w:r>
-      <w:r>
-        <w:rPr>
-          <w:rFonts w:hint="eastAsia"/>
-          <w:bCs/>
-          <w:szCs w:val="28"/>
-        </w:rPr>
-        <w:t>「</w:t>
-      </w:r>
-      <w:r>
-        <w:rPr>
-          <w:rFonts w:hint="eastAsia"/>
-          <w:bCs/>
-          <w:szCs w:val="28"/>
-        </w:rPr>
-        <w:t>秋來</w:t>
-      </w:r>
-      <w:r>
-        <w:rPr>
-          <w:rFonts w:hint="eastAsia"/>
-          <w:bCs/>
-          <w:szCs w:val="28"/>
-        </w:rPr>
-        <w:t>」</w:t>
-      </w:r>
-      <w:r>
-        <w:rPr>
-          <w:rFonts w:hint="eastAsia"/>
-          <w:bCs/>
-          <w:szCs w:val="28"/>
-        </w:rPr>
-        <w:t>，滿目蕭條；</w:t>
-      </w:r>
-      <w:r>
-        <w:rPr>
-          <w:rFonts w:hint="eastAsia"/>
-          <w:bCs/>
-          <w:szCs w:val="28"/>
-        </w:rPr>
-        <w:t>「</w:t>
-      </w:r>
-      <w:r>
-        <w:rPr>
-          <w:rFonts w:hint="eastAsia"/>
-          <w:bCs/>
-          <w:szCs w:val="28"/>
-        </w:rPr>
-        <w:t>風景</w:t>
-      </w:r>
-      <w:r>
-        <w:rPr>
-          <w:rFonts w:hint="eastAsia"/>
-          <w:bCs/>
-          <w:szCs w:val="28"/>
-        </w:rPr>
-        <w:t>」</w:t>
-      </w:r>
-      <w:r>
-        <w:rPr>
-          <w:rFonts w:hint="eastAsia"/>
-          <w:bCs/>
-          <w:szCs w:val="28"/>
-        </w:rPr>
-        <w:t>越發</w:t>
-      </w:r>
-      <w:r>
-        <w:rPr>
-          <w:rFonts w:hint="eastAsia"/>
-          <w:bCs/>
-          <w:szCs w:val="28"/>
-        </w:rPr>
-        <w:t>「</w:t>
-      </w:r>
-      <w:r>
-        <w:rPr>
-          <w:rFonts w:hint="eastAsia"/>
-          <w:bCs/>
-          <w:szCs w:val="28"/>
-        </w:rPr>
-        <w:t>異</w:t>
-      </w:r>
-      <w:r>
-        <w:rPr>
-          <w:rFonts w:hint="eastAsia"/>
-          <w:bCs/>
-          <w:szCs w:val="28"/>
-        </w:rPr>
-        <w:t>」</w:t>
-      </w:r>
-      <w:r>
-        <w:rPr>
-          <w:rFonts w:hint="eastAsia"/>
-          <w:bCs/>
-          <w:szCs w:val="28"/>
-        </w:rPr>
-        <w:t>得難忍，所以雁兒毫不留戀地非飛走不可。這裡表面寫的是雁，實在寫</w:t>
-      </w:r>
-      <w:r>
-        <w:rPr>
-          <w:rFonts w:hint="eastAsia"/>
-          <w:bCs/>
-          <w:szCs w:val="28"/>
-        </w:rPr>
-        <w:lastRenderedPageBreak/>
-        <w:t>人。即連大雁都不願在這兒呆下去了，更何況人？但是，邊塞軍人畢竟不是候鳥，他們卻堅守在邊塞。</w:t>
-      </w:r>
-    </w:p>
-    <w:p>
-      <w:pPr>
-        <w:spacing w:after="0" w:line="440" w:lineRule="exact"/>
-        <w:ind w:left="-6" w:right="0" w:hanging="11"/>
-        <w:rPr>
-          <w:bCs/>
-          <w:szCs w:val="28"/>
-        </w:rPr>
-      </w:pPr>
-      <w:r>
-        <w:rPr>
-          <w:rFonts w:hint="eastAsia"/>
-          <w:bCs/>
-          <w:szCs w:val="28"/>
-        </w:rPr>
-        <w:t xml:space="preserve">    </w:t>
-      </w:r>
-      <w:r>
-        <w:rPr>
-          <w:rFonts w:hint="eastAsia"/>
-          <w:bCs/>
-          <w:szCs w:val="28"/>
-        </w:rPr>
-        <w:t>下面三句，寫的就是</w:t>
-      </w:r>
-      <w:r>
-        <w:rPr>
-          <w:rFonts w:hint="eastAsia"/>
-          <w:bCs/>
-          <w:szCs w:val="28"/>
-        </w:rPr>
-        <w:t>「</w:t>
-      </w:r>
-      <w:r>
-        <w:rPr>
-          <w:rFonts w:hint="eastAsia"/>
-          <w:bCs/>
-          <w:szCs w:val="28"/>
-        </w:rPr>
-        <w:t>雁去</w:t>
-      </w:r>
-      <w:r>
-        <w:rPr>
-          <w:rFonts w:hint="eastAsia"/>
-          <w:bCs/>
-          <w:szCs w:val="28"/>
-        </w:rPr>
-        <w:t>」</w:t>
-      </w:r>
-      <w:r>
-        <w:rPr>
-          <w:rFonts w:hint="eastAsia"/>
-          <w:bCs/>
-          <w:szCs w:val="28"/>
-        </w:rPr>
-        <w:t>後的情景。</w:t>
-      </w:r>
-    </w:p>
-    <w:p>
-      <w:pPr>
-        <w:spacing w:after="0" w:line="440" w:lineRule="exact"/>
-        <w:ind w:left="-6" w:right="0" w:hanging="11"/>
-        <w:rPr>
-          <w:bCs/>
-          <w:szCs w:val="28"/>
-        </w:rPr>
-      </w:pPr>
-      <w:r>
-        <w:rPr>
-          <w:rFonts w:hint="eastAsia"/>
-          <w:bCs/>
-          <w:szCs w:val="28"/>
-        </w:rPr>
-        <w:t xml:space="preserve">    </w:t>
-      </w:r>
-      <w:r>
-        <w:rPr>
-          <w:rFonts w:hint="eastAsia"/>
-          <w:bCs/>
-          <w:szCs w:val="28"/>
-        </w:rPr>
-        <w:t>「</w:t>
-      </w:r>
-      <w:r>
-        <w:rPr>
-          <w:rFonts w:hint="eastAsia"/>
-          <w:bCs/>
-          <w:szCs w:val="28"/>
-        </w:rPr>
-        <w:t>四面邊聲連角起</w:t>
-      </w:r>
-      <w:r>
-        <w:rPr>
-          <w:rFonts w:hint="eastAsia"/>
-          <w:bCs/>
-          <w:szCs w:val="28"/>
-        </w:rPr>
-        <w:t>」</w:t>
-      </w:r>
-      <w:r>
-        <w:rPr>
-          <w:rFonts w:hint="eastAsia"/>
-          <w:bCs/>
-          <w:szCs w:val="28"/>
-        </w:rPr>
-        <w:t>，</w:t>
-      </w:r>
-      <w:r>
-        <w:rPr>
-          <w:rFonts w:hint="eastAsia"/>
-          <w:bCs/>
-          <w:szCs w:val="28"/>
-        </w:rPr>
-        <w:t>「</w:t>
-      </w:r>
-      <w:r>
-        <w:rPr>
-          <w:rFonts w:hint="eastAsia"/>
-          <w:bCs/>
-          <w:szCs w:val="28"/>
-        </w:rPr>
-        <w:t>邊聲</w:t>
-      </w:r>
-      <w:r>
-        <w:rPr>
-          <w:rFonts w:hint="eastAsia"/>
-          <w:bCs/>
-          <w:szCs w:val="28"/>
-        </w:rPr>
-        <w:t>」</w:t>
-      </w:r>
-      <w:r>
-        <w:rPr>
-          <w:rFonts w:hint="eastAsia"/>
-          <w:bCs/>
-          <w:szCs w:val="28"/>
-        </w:rPr>
-        <w:t>指邊地的風號、馬鳴、羌笛之聲。這是寫聲音的，這聲音富有邊塞地區的特色。然而，</w:t>
-      </w:r>
-      <w:r>
-        <w:rPr>
-          <w:rFonts w:hint="eastAsia"/>
-          <w:bCs/>
-          <w:szCs w:val="28"/>
-          <w:u w:val="single"/>
-        </w:rPr>
-        <w:t>范仲淹</w:t>
-      </w:r>
-      <w:r>
-        <w:rPr>
-          <w:rFonts w:hint="eastAsia"/>
-          <w:bCs/>
-          <w:szCs w:val="28"/>
-        </w:rPr>
-        <w:t>在這裡卻更有一層深意，那就是</w:t>
-      </w:r>
-      <w:r>
-        <w:rPr>
-          <w:rFonts w:hint="eastAsia"/>
-          <w:bCs/>
-          <w:szCs w:val="28"/>
-        </w:rPr>
-        <w:t>「</w:t>
-      </w:r>
-      <w:r>
-        <w:rPr>
-          <w:rFonts w:hint="eastAsia"/>
-          <w:bCs/>
-          <w:szCs w:val="28"/>
-        </w:rPr>
-        <w:t>連角起</w:t>
-      </w:r>
-      <w:r>
-        <w:rPr>
-          <w:rFonts w:hint="eastAsia"/>
-          <w:bCs/>
-          <w:szCs w:val="28"/>
-        </w:rPr>
-        <w:t>」</w:t>
-      </w:r>
-      <w:r>
-        <w:rPr>
-          <w:rFonts w:hint="eastAsia"/>
-          <w:bCs/>
-          <w:szCs w:val="28"/>
-        </w:rPr>
-        <w:t>。角，是古代軍隊</w:t>
-      </w:r>
-      <w:r>
-        <w:rPr>
-          <w:rFonts w:hint="eastAsia"/>
-          <w:bCs/>
-          <w:szCs w:val="28"/>
-        </w:rPr>
-        <w:t>裡</w:t>
-      </w:r>
-      <w:r>
-        <w:rPr>
-          <w:rFonts w:hint="eastAsia"/>
-          <w:bCs/>
-          <w:szCs w:val="28"/>
-        </w:rPr>
-        <w:t>吹的樂器。</w:t>
-      </w:r>
-      <w:r>
-        <w:rPr>
-          <w:rFonts w:hint="eastAsia"/>
-          <w:bCs/>
-          <w:szCs w:val="28"/>
-        </w:rPr>
-        <w:t>「</w:t>
-      </w:r>
-      <w:r>
-        <w:rPr>
-          <w:rFonts w:hint="eastAsia"/>
-          <w:bCs/>
-          <w:szCs w:val="28"/>
-        </w:rPr>
-        <w:t>四面邊聲連角起</w:t>
-      </w:r>
-      <w:r>
-        <w:rPr>
-          <w:rFonts w:hint="eastAsia"/>
-          <w:bCs/>
-          <w:szCs w:val="28"/>
-        </w:rPr>
-        <w:t>」</w:t>
-      </w:r>
-      <w:r>
-        <w:rPr>
-          <w:rFonts w:hint="eastAsia"/>
-          <w:bCs/>
-          <w:szCs w:val="28"/>
-        </w:rPr>
-        <w:t>，就是軍中號角吹動，四面八方的邊聲便隨之而起。在這裡，作者是把軍中的號角作為主體來寫的，它帶動著邊地的一切聲音。這就是說，邊地</w:t>
-      </w:r>
-      <w:r>
-        <w:rPr>
-          <w:rFonts w:hint="eastAsia"/>
-          <w:bCs/>
-          <w:szCs w:val="28"/>
-        </w:rPr>
-        <w:t>「</w:t>
-      </w:r>
-      <w:r>
-        <w:rPr>
-          <w:rFonts w:hint="eastAsia"/>
-          <w:bCs/>
-          <w:szCs w:val="28"/>
-        </w:rPr>
-        <w:t>雁去</w:t>
-      </w:r>
-      <w:r>
-        <w:rPr>
-          <w:rFonts w:hint="eastAsia"/>
-          <w:bCs/>
-          <w:szCs w:val="28"/>
-        </w:rPr>
-        <w:t>」</w:t>
-      </w:r>
-      <w:r>
-        <w:rPr>
-          <w:rFonts w:hint="eastAsia"/>
-          <w:bCs/>
-          <w:szCs w:val="28"/>
-        </w:rPr>
-        <w:t>了，邊地的駐軍沒去；不但沒去，而且用他們的號角，與邊地的人民緊緊相連。這聲音也許有點單調，甚至有點悲涼，但壯闊，充滿力量。</w:t>
-      </w:r>
-    </w:p>
-    <w:p>
-      <w:pPr>
-        <w:spacing w:after="0" w:line="440" w:lineRule="exact"/>
-        <w:ind w:left="-6" w:right="0" w:hanging="11"/>
-        <w:rPr>
-          <w:bCs/>
-          <w:szCs w:val="28"/>
-        </w:rPr>
-      </w:pPr>
-      <w:r>
-        <w:rPr>
-          <w:rFonts w:hint="eastAsia"/>
-          <w:bCs/>
-          <w:szCs w:val="28"/>
-        </w:rPr>
-        <w:t xml:space="preserve">    </w:t>
-      </w:r>
-      <w:r>
-        <w:rPr>
-          <w:rFonts w:hint="eastAsia"/>
-          <w:bCs/>
-          <w:szCs w:val="28"/>
-        </w:rPr>
-        <w:t>「</w:t>
-      </w:r>
-      <w:r>
-        <w:rPr>
-          <w:rFonts w:hint="eastAsia"/>
-          <w:bCs/>
-          <w:szCs w:val="28"/>
-        </w:rPr>
-        <w:t>千嶂</w:t>
-      </w:r>
-      <w:r>
-        <w:rPr>
-          <w:rFonts w:hint="eastAsia"/>
-          <w:bCs/>
-          <w:szCs w:val="28"/>
-        </w:rPr>
-        <w:t>裡</w:t>
-      </w:r>
-      <w:r>
-        <w:rPr>
-          <w:rFonts w:hint="eastAsia"/>
-          <w:bCs/>
-          <w:szCs w:val="28"/>
-        </w:rPr>
-        <w:t>，長煙落日孤城閉</w:t>
-      </w:r>
-      <w:r>
-        <w:rPr>
-          <w:rFonts w:hint="eastAsia"/>
-          <w:bCs/>
-          <w:szCs w:val="28"/>
-        </w:rPr>
-        <w:t>」</w:t>
-      </w:r>
-      <w:r>
-        <w:rPr>
-          <w:rFonts w:hint="eastAsia"/>
-          <w:bCs/>
-          <w:szCs w:val="28"/>
-        </w:rPr>
-        <w:t>是上闋的結句，突</w:t>
-      </w:r>
-      <w:r>
-        <w:rPr>
-          <w:rFonts w:hint="eastAsia"/>
-          <w:bCs/>
-          <w:szCs w:val="28"/>
-        </w:rPr>
-        <w:t>顯</w:t>
-      </w:r>
-      <w:r>
-        <w:rPr>
-          <w:rFonts w:hint="eastAsia"/>
-          <w:bCs/>
-          <w:szCs w:val="28"/>
-        </w:rPr>
-        <w:t>出邊塞的安穩和牢固。</w:t>
-      </w:r>
-      <w:r>
-        <w:rPr>
-          <w:rFonts w:hint="eastAsia"/>
-          <w:bCs/>
-          <w:szCs w:val="28"/>
-        </w:rPr>
-        <w:t>「</w:t>
-      </w:r>
-      <w:r>
-        <w:rPr>
-          <w:rFonts w:hint="eastAsia"/>
-          <w:bCs/>
-          <w:szCs w:val="28"/>
-        </w:rPr>
-        <w:t>千嶂</w:t>
-      </w:r>
-      <w:r>
-        <w:rPr>
-          <w:rFonts w:hint="eastAsia"/>
-          <w:bCs/>
-          <w:szCs w:val="28"/>
-        </w:rPr>
-        <w:t>」</w:t>
-      </w:r>
-      <w:r>
-        <w:rPr>
-          <w:rFonts w:hint="eastAsia"/>
-          <w:bCs/>
-          <w:szCs w:val="28"/>
-        </w:rPr>
-        <w:t>，是寫山勢，層巒疊嶂，猶如巨大的屏風。</w:t>
-      </w:r>
-      <w:r>
-        <w:rPr>
-          <w:rFonts w:hint="eastAsia"/>
-          <w:bCs/>
-          <w:szCs w:val="28"/>
-        </w:rPr>
-        <w:t>「</w:t>
-      </w:r>
-      <w:r>
-        <w:rPr>
-          <w:rFonts w:hint="eastAsia"/>
-          <w:bCs/>
-          <w:szCs w:val="28"/>
-        </w:rPr>
-        <w:t>長煙</w:t>
-      </w:r>
-      <w:r>
-        <w:rPr>
-          <w:rFonts w:hint="eastAsia"/>
-          <w:bCs/>
-          <w:szCs w:val="28"/>
-        </w:rPr>
-        <w:t>」</w:t>
-      </w:r>
-      <w:r>
-        <w:rPr>
-          <w:rFonts w:hint="eastAsia"/>
-          <w:bCs/>
-          <w:szCs w:val="28"/>
-        </w:rPr>
-        <w:t>，是炊煙和暮靄所形成的一片霧氣。在</w:t>
-      </w:r>
-      <w:r>
-        <w:rPr>
-          <w:rFonts w:hint="eastAsia"/>
-          <w:bCs/>
-          <w:szCs w:val="28"/>
-        </w:rPr>
-        <w:t>「</w:t>
-      </w:r>
-      <w:r>
-        <w:rPr>
-          <w:rFonts w:hint="eastAsia"/>
-          <w:bCs/>
-          <w:szCs w:val="28"/>
-        </w:rPr>
-        <w:t>落日</w:t>
-      </w:r>
-      <w:r>
-        <w:rPr>
-          <w:rFonts w:hint="eastAsia"/>
-          <w:bCs/>
-          <w:szCs w:val="28"/>
-        </w:rPr>
-        <w:t>」</w:t>
-      </w:r>
-      <w:r>
-        <w:rPr>
-          <w:rFonts w:hint="eastAsia"/>
-          <w:bCs/>
-          <w:szCs w:val="28"/>
-        </w:rPr>
-        <w:t>中，邊地的孤城及時</w:t>
-      </w:r>
-      <w:r>
-        <w:rPr>
-          <w:rFonts w:hint="eastAsia"/>
-          <w:bCs/>
-          <w:szCs w:val="28"/>
-        </w:rPr>
-        <w:t>的</w:t>
-      </w:r>
-      <w:r>
-        <w:rPr>
-          <w:rFonts w:hint="eastAsia"/>
-          <w:bCs/>
-          <w:szCs w:val="28"/>
-        </w:rPr>
-        <w:t>把城門關上了。</w:t>
-      </w:r>
-      <w:r>
-        <w:rPr>
-          <w:rFonts w:hint="eastAsia"/>
-          <w:bCs/>
-          <w:szCs w:val="28"/>
-        </w:rPr>
-        <w:t>「</w:t>
-      </w:r>
-      <w:r>
-        <w:rPr>
-          <w:rFonts w:hint="eastAsia"/>
-          <w:bCs/>
-          <w:szCs w:val="28"/>
-        </w:rPr>
-        <w:t>城</w:t>
-      </w:r>
-      <w:r>
-        <w:rPr>
-          <w:rFonts w:hint="eastAsia"/>
-          <w:bCs/>
-          <w:szCs w:val="28"/>
-        </w:rPr>
-        <w:t>」</w:t>
-      </w:r>
-      <w:r>
-        <w:rPr>
-          <w:rFonts w:hint="eastAsia"/>
-          <w:bCs/>
-          <w:szCs w:val="28"/>
-        </w:rPr>
-        <w:t>是孤的，但有</w:t>
-      </w:r>
-      <w:r>
-        <w:rPr>
-          <w:rFonts w:hint="eastAsia"/>
-          <w:bCs/>
-          <w:szCs w:val="28"/>
-        </w:rPr>
-        <w:t>「</w:t>
-      </w:r>
-      <w:r>
-        <w:rPr>
-          <w:rFonts w:hint="eastAsia"/>
-          <w:bCs/>
-          <w:szCs w:val="28"/>
-        </w:rPr>
-        <w:t>千嶂</w:t>
-      </w:r>
-      <w:r>
-        <w:rPr>
-          <w:rFonts w:hint="eastAsia"/>
-          <w:bCs/>
-          <w:szCs w:val="28"/>
-        </w:rPr>
-        <w:t>」</w:t>
-      </w:r>
-      <w:r>
-        <w:rPr>
-          <w:rFonts w:hint="eastAsia"/>
-          <w:bCs/>
-          <w:szCs w:val="28"/>
-        </w:rPr>
-        <w:t>環繞，</w:t>
-      </w:r>
-      <w:r>
-        <w:rPr>
-          <w:rFonts w:hint="eastAsia"/>
-          <w:bCs/>
-          <w:szCs w:val="28"/>
-        </w:rPr>
-        <w:t>「</w:t>
-      </w:r>
-      <w:r>
-        <w:rPr>
-          <w:rFonts w:hint="eastAsia"/>
-          <w:bCs/>
-          <w:szCs w:val="28"/>
-        </w:rPr>
-        <w:t>長煙</w:t>
-      </w:r>
-      <w:r>
-        <w:rPr>
-          <w:rFonts w:hint="eastAsia"/>
-          <w:bCs/>
-          <w:szCs w:val="28"/>
-        </w:rPr>
-        <w:t>」</w:t>
-      </w:r>
-      <w:r>
-        <w:rPr>
-          <w:rFonts w:hint="eastAsia"/>
-          <w:bCs/>
-          <w:szCs w:val="28"/>
-        </w:rPr>
-        <w:t>籠罩，</w:t>
-      </w:r>
-      <w:r>
-        <w:rPr>
-          <w:rFonts w:hint="eastAsia"/>
-          <w:bCs/>
-          <w:szCs w:val="28"/>
-        </w:rPr>
-        <w:t>「</w:t>
-      </w:r>
-      <w:r>
-        <w:rPr>
-          <w:rFonts w:hint="eastAsia"/>
-          <w:bCs/>
-          <w:szCs w:val="28"/>
-        </w:rPr>
-        <w:t>落日</w:t>
-      </w:r>
-      <w:r>
-        <w:rPr>
-          <w:rFonts w:hint="eastAsia"/>
-          <w:bCs/>
-          <w:szCs w:val="28"/>
-        </w:rPr>
-        <w:t>」</w:t>
-      </w:r>
-      <w:r>
-        <w:rPr>
-          <w:rFonts w:hint="eastAsia"/>
-          <w:bCs/>
-          <w:szCs w:val="28"/>
-        </w:rPr>
-        <w:t>照耀，就不顯得那</w:t>
-      </w:r>
-      <w:r>
-        <w:rPr>
-          <w:rFonts w:hint="eastAsia"/>
-          <w:bCs/>
-          <w:szCs w:val="28"/>
-        </w:rPr>
-        <w:t>麼</w:t>
-      </w:r>
-      <w:r>
-        <w:rPr>
-          <w:rFonts w:hint="eastAsia"/>
-          <w:bCs/>
-          <w:szCs w:val="28"/>
-        </w:rPr>
-        <w:t>孤獨無靠。它是堅固的，結實的，嚴陣以待的。然而，城的堅固與否，更重要的還在於把守它的駐軍。因此，在詞的下闋，作者就把</w:t>
-      </w:r>
-      <w:r>
-        <w:rPr>
-          <w:rFonts w:hint="eastAsia"/>
-          <w:b/>
-          <w:szCs w:val="28"/>
-        </w:rPr>
-        <w:t>邊防</w:t>
-      </w:r>
-      <w:r>
-        <w:rPr>
-          <w:rFonts w:hint="eastAsia"/>
-          <w:bCs/>
-          <w:szCs w:val="28"/>
-        </w:rPr>
-        <w:t>軍人推向畫面中心，集中筆墨表現他們的思想感情。</w:t>
-      </w:r>
-    </w:p>
-    <w:p>
-      <w:pPr>
-        <w:spacing w:after="0" w:line="440" w:lineRule="exact"/>
-        <w:ind w:left="-6" w:right="0" w:hanging="11"/>
-        <w:rPr>
-          <w:bCs/>
-          <w:szCs w:val="28"/>
-        </w:rPr>
-      </w:pPr>
-      <w:r>
-        <w:rPr>
-          <w:rFonts w:hint="eastAsia"/>
-          <w:bCs/>
-          <w:szCs w:val="28"/>
-        </w:rPr>
-        <w:t xml:space="preserve">    </w:t>
-      </w:r>
-      <w:r>
-        <w:rPr>
-          <w:rFonts w:hint="eastAsia"/>
-          <w:bCs/>
-          <w:szCs w:val="28"/>
-        </w:rPr>
-        <w:t>「</w:t>
-      </w:r>
-      <w:r>
-        <w:rPr>
-          <w:rFonts w:hint="eastAsia"/>
-          <w:bCs/>
-          <w:szCs w:val="28"/>
-        </w:rPr>
-        <w:t>濁酒一杯家萬里，燕然未勒歸無計。</w:t>
-      </w:r>
-      <w:r>
-        <w:rPr>
-          <w:rFonts w:hint="eastAsia"/>
-          <w:bCs/>
-          <w:szCs w:val="28"/>
-        </w:rPr>
-        <w:t>」</w:t>
-      </w:r>
-      <w:r>
-        <w:rPr>
-          <w:rFonts w:hint="eastAsia"/>
-          <w:bCs/>
-          <w:szCs w:val="28"/>
-        </w:rPr>
-        <w:t>這句是全詞的核心，是它的靈魂所在。邊塞軍人一邊飲著濁酒，一邊思念著家裡的親人和家鄉的一草一木。這不但是合情的，而且是合理的。所謂合情，就是這些軍人到了晚間，思家、思鄉之情就愈加濃烈。這符合生活的真實，令人信服。所謂合理，就是正因為他們熱愛家鄉，所以他們才更熱愛祖國，他們也就不會像雁那樣</w:t>
-      </w:r>
-      <w:r>
-        <w:rPr>
-          <w:rFonts w:hint="eastAsia"/>
-          <w:bCs/>
-          <w:szCs w:val="28"/>
-        </w:rPr>
-        <w:t>「</w:t>
-      </w:r>
-      <w:r>
-        <w:rPr>
-          <w:rFonts w:hint="eastAsia"/>
-          <w:bCs/>
-          <w:szCs w:val="28"/>
-        </w:rPr>
-        <w:t>無留意</w:t>
-      </w:r>
-      <w:r>
-        <w:rPr>
-          <w:rFonts w:hint="eastAsia"/>
-          <w:bCs/>
-          <w:szCs w:val="28"/>
-        </w:rPr>
-        <w:t>」的</w:t>
-      </w:r>
-      <w:r>
-        <w:rPr>
-          <w:rFonts w:hint="eastAsia"/>
-          <w:bCs/>
-          <w:szCs w:val="28"/>
-        </w:rPr>
-        <w:t>飛走，而是堅守在崗位上。不只堅守，他們並不滿足於堅守，他們還盼望著打仗，出擊打勝仗。因為只有這樣，國土才能完整，邊塞才能鞏固，</w:t>
-      </w:r>
-      <w:r>
-        <w:rPr>
-          <w:rFonts w:hint="eastAsia"/>
-          <w:bCs/>
-          <w:szCs w:val="28"/>
-        </w:rPr>
-        <w:t>邊防</w:t>
-      </w:r>
-      <w:r>
-        <w:rPr>
-          <w:rFonts w:hint="eastAsia"/>
-          <w:bCs/>
-          <w:szCs w:val="28"/>
-        </w:rPr>
-        <w:t>軍人才能回到自己可愛的家鄉。因此，接下來的</w:t>
-      </w:r>
-      <w:r>
-        <w:rPr>
-          <w:rFonts w:hint="eastAsia"/>
-          <w:bCs/>
-          <w:szCs w:val="28"/>
-        </w:rPr>
-        <w:t>「</w:t>
-      </w:r>
-      <w:r>
-        <w:rPr>
-          <w:rFonts w:hint="eastAsia"/>
-          <w:bCs/>
-          <w:szCs w:val="28"/>
-        </w:rPr>
-        <w:t>燕然未勒歸無計</w:t>
-      </w:r>
-      <w:r>
-        <w:rPr>
-          <w:rFonts w:hint="eastAsia"/>
-          <w:bCs/>
-          <w:szCs w:val="28"/>
-        </w:rPr>
-        <w:t>」</w:t>
-      </w:r>
-      <w:r>
-        <w:rPr>
-          <w:rFonts w:hint="eastAsia"/>
-          <w:bCs/>
-          <w:szCs w:val="28"/>
-        </w:rPr>
-        <w:t>七個字就有著深刻的含義了。</w:t>
-      </w:r>
-    </w:p>
-    <w:p>
-      <w:pPr>
-        <w:spacing w:after="0" w:line="440" w:lineRule="exact"/>
-        <w:ind w:left="-6" w:right="0" w:hanging="11"/>
-        <w:rPr>
-          <w:bCs/>
-          <w:szCs w:val="28"/>
-        </w:rPr>
-      </w:pPr>
-      <w:r>
-        <w:rPr>
-          <w:rFonts w:hint="eastAsia"/>
-          <w:bCs/>
-          <w:szCs w:val="28"/>
-        </w:rPr>
-        <w:t xml:space="preserve">    </w:t>
-      </w:r>
-      <w:r>
-        <w:rPr>
-          <w:rFonts w:hint="eastAsia"/>
-          <w:bCs/>
-          <w:szCs w:val="28"/>
-        </w:rPr>
-        <w:t>「</w:t>
-      </w:r>
-      <w:r>
-        <w:rPr>
-          <w:rFonts w:hint="eastAsia"/>
-          <w:bCs/>
-          <w:szCs w:val="28"/>
-        </w:rPr>
-        <w:t>燕然</w:t>
-      </w:r>
-      <w:r>
-        <w:rPr>
-          <w:rFonts w:hint="eastAsia"/>
-          <w:bCs/>
-          <w:szCs w:val="28"/>
-        </w:rPr>
-        <w:t>」</w:t>
-      </w:r>
-      <w:r>
-        <w:rPr>
-          <w:rFonts w:hint="eastAsia"/>
-          <w:bCs/>
-          <w:szCs w:val="28"/>
-        </w:rPr>
-        <w:t>，指</w:t>
-      </w:r>
-      <w:r>
-        <w:rPr>
-          <w:rFonts w:hint="eastAsia"/>
-          <w:bCs/>
-          <w:szCs w:val="28"/>
-          <w:u w:val="single"/>
-        </w:rPr>
-        <w:t>燕然山</w:t>
-      </w:r>
-      <w:r>
-        <w:rPr>
-          <w:rFonts w:hint="eastAsia"/>
-          <w:bCs/>
-          <w:szCs w:val="28"/>
-        </w:rPr>
-        <w:t>，就是今天的</w:t>
-      </w:r>
-      <w:r>
-        <w:rPr>
-          <w:rFonts w:hint="eastAsia"/>
-          <w:bCs/>
-          <w:szCs w:val="28"/>
-          <w:u w:val="single"/>
-        </w:rPr>
-        <w:t>杭愛山</w:t>
-      </w:r>
-      <w:r>
-        <w:rPr>
-          <w:rFonts w:hint="eastAsia"/>
-          <w:bCs/>
-          <w:szCs w:val="28"/>
-        </w:rPr>
-        <w:t>。</w:t>
-      </w:r>
-      <w:r>
-        <w:rPr>
-          <w:rFonts w:hint="eastAsia"/>
-          <w:bCs/>
-          <w:szCs w:val="28"/>
-        </w:rPr>
-        <w:t>「</w:t>
-      </w:r>
-      <w:r>
-        <w:rPr>
-          <w:rFonts w:hint="eastAsia"/>
-          <w:bCs/>
-          <w:szCs w:val="28"/>
-        </w:rPr>
-        <w:t>勒</w:t>
-      </w:r>
-      <w:r>
-        <w:rPr>
-          <w:rFonts w:hint="eastAsia"/>
-          <w:bCs/>
-          <w:szCs w:val="28"/>
-        </w:rPr>
-        <w:t>」</w:t>
-      </w:r>
-      <w:r>
-        <w:rPr>
-          <w:rFonts w:hint="eastAsia"/>
-          <w:bCs/>
-          <w:szCs w:val="28"/>
-        </w:rPr>
-        <w:t>，刻的意思。據《後漢書·竇憲傳》記載，公元</w:t>
-      </w:r>
-      <w:r>
-        <w:rPr>
-          <w:bCs/>
-          <w:szCs w:val="28"/>
-        </w:rPr>
-        <w:t>89年，</w:t>
-      </w:r>
-      <w:r>
-        <w:rPr>
-          <w:bCs/>
-          <w:szCs w:val="28"/>
-          <w:u w:val="single"/>
-        </w:rPr>
-        <w:t>東漢</w:t>
-      </w:r>
-      <w:r>
-        <w:rPr>
-          <w:bCs/>
-          <w:szCs w:val="28"/>
-        </w:rPr>
-        <w:t>將軍</w:t>
-      </w:r>
-      <w:r>
-        <w:rPr>
-          <w:bCs/>
-          <w:szCs w:val="28"/>
-          <w:u w:val="single"/>
-        </w:rPr>
-        <w:t>竇憲</w:t>
-      </w:r>
-      <w:r>
-        <w:rPr>
-          <w:bCs/>
-          <w:szCs w:val="28"/>
-        </w:rPr>
-        <w:t>打垮</w:t>
-      </w:r>
-      <w:r>
-        <w:rPr>
-          <w:bCs/>
-          <w:szCs w:val="28"/>
-          <w:u w:val="single"/>
-        </w:rPr>
-        <w:t>匈奴</w:t>
-      </w:r>
-      <w:r>
-        <w:rPr>
-          <w:bCs/>
-          <w:szCs w:val="28"/>
-        </w:rPr>
-        <w:t>進犯，乘勝追擊，</w:t>
-      </w:r>
-      <w:r>
-        <w:rPr>
-          <w:rFonts w:hint="eastAsia"/>
-          <w:bCs/>
-          <w:szCs w:val="28"/>
-        </w:rPr>
-        <w:t>「</w:t>
-      </w:r>
-      <w:r>
-        <w:rPr>
-          <w:bCs/>
-          <w:szCs w:val="28"/>
-        </w:rPr>
-        <w:t>登燕然山去塞三千餘里，刻石勒功</w:t>
-      </w:r>
-      <w:r>
-        <w:rPr>
-          <w:rFonts w:hint="eastAsia"/>
-          <w:bCs/>
-          <w:szCs w:val="28"/>
-        </w:rPr>
-        <w:t>」</w:t>
-      </w:r>
-      <w:r>
-        <w:rPr>
-          <w:bCs/>
-          <w:szCs w:val="28"/>
-        </w:rPr>
-        <w:t>而還。所以</w:t>
-      </w:r>
-      <w:r>
-        <w:rPr>
-          <w:rFonts w:hint="eastAsia"/>
-          <w:bCs/>
-          <w:szCs w:val="28"/>
-        </w:rPr>
-        <w:t>「</w:t>
-      </w:r>
-      <w:r>
-        <w:rPr>
-          <w:bCs/>
-          <w:szCs w:val="28"/>
-        </w:rPr>
-        <w:t>勒石燕然</w:t>
-      </w:r>
-      <w:r>
-        <w:rPr>
-          <w:rFonts w:hint="eastAsia"/>
-          <w:bCs/>
-          <w:szCs w:val="28"/>
-        </w:rPr>
-        <w:t>」</w:t>
-      </w:r>
-      <w:r>
-        <w:rPr>
-          <w:bCs/>
-          <w:szCs w:val="28"/>
-        </w:rPr>
-        <w:t>就成了勝利的代名詞。</w:t>
-      </w:r>
-      <w:r>
-        <w:rPr>
-          <w:rFonts w:hint="eastAsia"/>
-          <w:bCs/>
-          <w:szCs w:val="28"/>
-        </w:rPr>
-        <w:t>「</w:t>
-      </w:r>
-      <w:r>
-        <w:rPr>
-          <w:bCs/>
-          <w:szCs w:val="28"/>
-        </w:rPr>
-        <w:t>燕然未勒歸無計</w:t>
-      </w:r>
-      <w:r>
-        <w:rPr>
-          <w:rFonts w:hint="eastAsia"/>
-          <w:bCs/>
-          <w:szCs w:val="28"/>
-        </w:rPr>
-        <w:t>」</w:t>
-      </w:r>
-      <w:r>
-        <w:rPr>
-          <w:bCs/>
-          <w:szCs w:val="28"/>
-        </w:rPr>
-        <w:t>，意思就是抗敵的大功還沒有完成，回家的事就不能去計議了。這個</w:t>
-      </w:r>
-      <w:r>
-        <w:rPr>
-          <w:rFonts w:hint="eastAsia"/>
-          <w:bCs/>
-          <w:szCs w:val="28"/>
-        </w:rPr>
-        <w:t>「</w:t>
-      </w:r>
-      <w:r>
-        <w:rPr>
-          <w:bCs/>
-          <w:szCs w:val="28"/>
-        </w:rPr>
-        <w:t>計</w:t>
-      </w:r>
-      <w:r>
-        <w:rPr>
-          <w:rFonts w:hint="eastAsia"/>
-          <w:bCs/>
-          <w:szCs w:val="28"/>
-        </w:rPr>
-        <w:t>」</w:t>
-      </w:r>
-      <w:r>
-        <w:rPr>
-          <w:bCs/>
-          <w:szCs w:val="28"/>
-        </w:rPr>
-        <w:t>字很重要，它是計議、打算的意思，可見邊防軍人不回家是主動地、自覺的。若是把它理解為計策的</w:t>
-      </w:r>
-      <w:r>
-        <w:rPr>
-          <w:rFonts w:hint="eastAsia"/>
-          <w:bCs/>
-          <w:szCs w:val="28"/>
-        </w:rPr>
-        <w:t>「</w:t>
-      </w:r>
-      <w:r>
-        <w:rPr>
-          <w:bCs/>
-          <w:szCs w:val="28"/>
-        </w:rPr>
-        <w:t>計</w:t>
-      </w:r>
-      <w:r>
-        <w:rPr>
-          <w:rFonts w:hint="eastAsia"/>
-          <w:bCs/>
-          <w:szCs w:val="28"/>
-        </w:rPr>
-        <w:t>」</w:t>
-      </w:r>
-      <w:r>
-        <w:rPr>
-          <w:bCs/>
-          <w:szCs w:val="28"/>
-        </w:rPr>
-        <w:t>，那邊防軍人的不能回家就成為被動的、無奈的了。這樣理解，對邊防軍人的形象，對全詞的意境就都有損害。</w:t>
-      </w:r>
-    </w:p>
-    <w:p>
-      <w:pPr>
-        <w:spacing w:after="0" w:line="440" w:lineRule="exact"/>
-        <w:ind w:left="-6" w:right="0" w:hanging="11"/>
-        <w:rPr>
-          <w:bCs/>
-          <w:szCs w:val="28"/>
-        </w:rPr>
-      </w:pPr>
-      <w:r>
-        <w:rPr>
-          <w:rFonts w:hint="eastAsia"/>
-          <w:bCs/>
-          <w:szCs w:val="28"/>
-        </w:rPr>
-        <w:t xml:space="preserve">    </w:t>
-      </w:r>
-      <w:r>
-        <w:rPr>
-          <w:rFonts w:hint="eastAsia"/>
-          <w:bCs/>
-          <w:szCs w:val="28"/>
-        </w:rPr>
-        <w:t>「</w:t>
-      </w:r>
-      <w:r>
-        <w:rPr>
-          <w:rFonts w:hint="eastAsia"/>
-          <w:bCs/>
-          <w:szCs w:val="28"/>
-        </w:rPr>
-        <w:t>羌管悠悠霜滿地</w:t>
-      </w:r>
-      <w:r>
-        <w:rPr>
-          <w:rFonts w:hint="eastAsia"/>
-          <w:bCs/>
-          <w:szCs w:val="28"/>
-        </w:rPr>
-        <w:t>」</w:t>
-      </w:r>
-      <w:r>
-        <w:rPr>
-          <w:rFonts w:hint="eastAsia"/>
-          <w:bCs/>
-          <w:szCs w:val="28"/>
-        </w:rPr>
-        <w:t>，承上啟下，進一層強調邊防軍人想家思鄉的情緒，並由此而寫出全體將士憂國的情狀和感慨。</w:t>
-      </w:r>
-    </w:p>
-    <w:p>
-      <w:pPr>
-        <w:spacing w:after="0" w:line="440" w:lineRule="exact"/>
-        <w:ind w:left="-6" w:right="0" w:hanging="11"/>
-        <w:rPr>
-          <w:bCs/>
-          <w:szCs w:val="28"/>
-        </w:rPr>
-      </w:pPr>
-      <w:r>
-        <w:rPr>
-          <w:rFonts w:hint="eastAsia"/>
-          <w:bCs/>
-          <w:szCs w:val="28"/>
-        </w:rPr>
-        <w:lastRenderedPageBreak/>
-        <w:t xml:space="preserve">    </w:t>
-      </w:r>
-      <w:r>
-        <w:rPr>
-          <w:rFonts w:hint="eastAsia"/>
-          <w:bCs/>
-          <w:szCs w:val="28"/>
-        </w:rPr>
-        <w:t>「</w:t>
-      </w:r>
-      <w:r>
-        <w:rPr>
-          <w:rFonts w:hint="eastAsia"/>
-          <w:bCs/>
-          <w:szCs w:val="28"/>
-        </w:rPr>
-        <w:t>人不寐，將軍白髮征夫淚。</w:t>
-      </w:r>
-      <w:r>
-        <w:rPr>
-          <w:rFonts w:hint="eastAsia"/>
-          <w:bCs/>
-          <w:szCs w:val="28"/>
-        </w:rPr>
-        <w:t>」</w:t>
-      </w:r>
-      <w:r>
-        <w:rPr>
-          <w:rFonts w:hint="eastAsia"/>
-          <w:bCs/>
-          <w:szCs w:val="28"/>
-        </w:rPr>
-        <w:t>人為何不能成寐？將軍已經白髮蒼蒼為何還在服役？年輕的兵士為國守邊為何還要落淚？這裡有悲的成分，但並不重要，重要的是憂，是怨，是</w:t>
-      </w:r>
-      <w:r>
-        <w:rPr>
-          <w:rFonts w:hint="eastAsia"/>
-          <w:b/>
-          <w:szCs w:val="28"/>
-        </w:rPr>
-        <w:t>憤憤不平</w:t>
-      </w:r>
-      <w:r>
-        <w:rPr>
-          <w:rFonts w:hint="eastAsia"/>
-          <w:bCs/>
-          <w:szCs w:val="28"/>
-        </w:rPr>
-        <w:t>。他們憂慮國家的安全，抱怨朝廷無人整頓武備，更為當局沒有一個正確的方針政策而</w:t>
-      </w:r>
-      <w:r>
-        <w:rPr>
-          <w:rFonts w:hint="eastAsia"/>
-          <w:b/>
-          <w:szCs w:val="28"/>
-        </w:rPr>
-        <w:t>憤懣</w:t>
-      </w:r>
-      <w:r>
-        <w:rPr>
-          <w:rFonts w:hint="eastAsia"/>
-          <w:bCs/>
-          <w:szCs w:val="28"/>
-        </w:rPr>
-        <w:t>，以致邊防軍人久住</w:t>
-      </w:r>
-      <w:r>
-        <w:rPr>
-          <w:rFonts w:hint="eastAsia"/>
-          <w:bCs/>
-          <w:szCs w:val="28"/>
-        </w:rPr>
-        <w:t>「</w:t>
-      </w:r>
-      <w:r>
-        <w:rPr>
-          <w:rFonts w:hint="eastAsia"/>
-          <w:bCs/>
-          <w:szCs w:val="28"/>
-        </w:rPr>
-        <w:t>塞下</w:t>
-      </w:r>
-      <w:r>
-        <w:rPr>
-          <w:rFonts w:hint="eastAsia"/>
-          <w:bCs/>
-          <w:szCs w:val="28"/>
-        </w:rPr>
-        <w:t>」</w:t>
-      </w:r>
-      <w:r>
-        <w:rPr>
-          <w:rFonts w:hint="eastAsia"/>
-          <w:bCs/>
-          <w:szCs w:val="28"/>
-        </w:rPr>
-        <w:t>，將老，卻不能退休家園，兵少，卻不能與妻子團圓。</w:t>
-      </w:r>
-    </w:p>
-    <w:p>
-      <w:pPr>
-        <w:spacing w:after="0" w:line="440" w:lineRule="exact"/>
-        <w:ind w:left="-6" w:right="0" w:hanging="11"/>
-        <w:rPr>
-          <w:bCs/>
-          <w:szCs w:val="28"/>
-        </w:rPr>
-      </w:pPr>
-      <w:r>
-        <w:rPr>
-          <w:rFonts w:hint="eastAsia"/>
-          <w:bCs/>
-          <w:szCs w:val="28"/>
-        </w:rPr>
-        <w:t xml:space="preserve">    </w:t>
-      </w:r>
-      <w:r>
-        <w:rPr>
-          <w:rFonts w:hint="eastAsia"/>
-          <w:bCs/>
-          <w:szCs w:val="28"/>
-        </w:rPr>
-        <w:t>從《漁家傲》全詞來看，應當說，情調是悲壯的，感情是強烈的，它是一首古代邊防軍人之歌，以其英雄氣概</w:t>
-      </w:r>
-      <w:r>
-        <w:rPr>
-          <w:rFonts w:hint="eastAsia"/>
-          <w:b/>
-          <w:szCs w:val="28"/>
-        </w:rPr>
-        <w:t>扣動</w:t>
-      </w:r>
-      <w:r>
-        <w:rPr>
-          <w:rFonts w:hint="eastAsia"/>
-          <w:bCs/>
-          <w:szCs w:val="28"/>
-        </w:rPr>
-        <w:t>著歷代千萬讀者的心扉。</w:t>
-      </w:r>
-    </w:p>
-    <w:p>
-      <w:pPr>
-        <w:spacing w:after="0" w:line="440" w:lineRule="exact"/>
-        <w:ind w:left="-6" w:right="0" w:hanging="11"/>
-        <w:rPr>
-          <w:szCs w:val="28"/>
-        </w:rPr>
-      </w:pPr>
-      <w:r>
-        <w:rPr>
-          <w:rFonts w:hint="eastAsia"/>
-          <w:szCs w:val="28"/>
-        </w:rPr>
-        <w:t>(以上資料來源：</w:t>
-      </w:r>
-      <w:hyperlink r:id="rId9" w:history="1">
+        <w:jc w:val="both"/>
+        <w:rPr>
+          <w:szCs w:val="28"/>
+        </w:rPr>
+      </w:pPr>
+      <w:r>
+        <w:rPr>
+          <w:rFonts w:hint="eastAsia"/>
+          <w:bCs/>
+          <w:szCs w:val="28"/>
+        </w:rPr>
+        <w:t xml:space="preserve">　　</w:t>
+      </w:r>
+      <w:r>
+        <w:rPr>
+          <w:rFonts w:hint="eastAsia"/>
+          <w:bCs/>
+          <w:szCs w:val="28"/>
+        </w:rPr>
+        <w:t>這首詞打破了</w:t>
+      </w:r>
+      <w:hyperlink r:id="rId8" w:history="1">
         <w:r>
           <w:rPr>
             <w:rStyle w:val="a8"/>
+            <w:bCs/>
             <w:szCs w:val="28"/>
           </w:rPr>
-          <w:t>https://bit.ly/3Kcfb65</w:t>
+          <w:t>花間派</w:t>
         </w:r>
       </w:hyperlink>
-      <w:hyperlink r:id="rId10" w:tgtFrame="_blank" w:history="1"/>
-      <w:hyperlink r:id="rId11" w:history="1"/>
-      <w:hyperlink r:id="rId12" w:history="1"/>
-      <w:r>
-        <w:rPr>
-          <w:rFonts w:hint="eastAsia"/>
-          <w:szCs w:val="28"/>
-        </w:rPr>
-        <w:t>)</w:t>
+      <w:r>
+        <w:rPr>
+          <w:rFonts w:hint="eastAsia"/>
+          <w:b/>
+          <w:szCs w:val="28"/>
+        </w:rPr>
+        <w:t>柔媚綿密</w:t>
+      </w:r>
+      <w:r>
+        <w:rPr>
+          <w:rFonts w:hint="eastAsia"/>
+          <w:bCs/>
+          <w:szCs w:val="28"/>
+        </w:rPr>
+        <w:t>的傳統，以</w:t>
+      </w:r>
+      <w:r>
+        <w:rPr>
+          <w:rFonts w:hint="eastAsia"/>
+          <w:b/>
+          <w:szCs w:val="28"/>
+        </w:rPr>
+        <w:t>雄渾蒼涼</w:t>
+      </w:r>
+      <w:r>
+        <w:rPr>
+          <w:rFonts w:hint="eastAsia"/>
+          <w:bCs/>
+          <w:szCs w:val="28"/>
+        </w:rPr>
+        <w:t>的筆觸，真實刻畫了</w:t>
+      </w:r>
+      <w:r>
+        <w:rPr>
+          <w:rFonts w:hint="eastAsia"/>
+          <w:bCs/>
+          <w:szCs w:val="28"/>
+          <w:u w:val="single"/>
+        </w:rPr>
+        <w:t>宋代</w:t>
+      </w:r>
+      <w:r>
+        <w:rPr>
+          <w:rFonts w:hint="eastAsia"/>
+          <w:bCs/>
+          <w:szCs w:val="28"/>
+        </w:rPr>
+        <w:t>邊防將士的現實處境。</w:t>
+      </w:r>
+      <w:r>
+        <w:rPr>
+          <w:rFonts w:hint="eastAsia"/>
+          <w:bCs/>
+          <w:szCs w:val="28"/>
+          <w:u w:val="single"/>
+        </w:rPr>
+        <w:t>范仲淹</w:t>
+      </w:r>
+      <w:r>
+        <w:rPr>
+          <w:rFonts w:hint="eastAsia"/>
+          <w:bCs/>
+          <w:szCs w:val="28"/>
+        </w:rPr>
+        <w:t>兼具將領與文人的雙重視野，使《漁家傲·秋思》既有慷慨報國的壯志，又飽含深沉感傷的人文關懷，感人至深。</w:t>
       </w:r>
     </w:p>
     <w:p>
@@ -2602,7 +1275,7 @@
           <w:bdr w:val="single" w:sz="4" w:space="0" w:color="auto"/>
         </w:rPr>
         <w:sectPr>
-          <w:footerReference w:type="default" r:id="rId13"/>
+          <w:footerReference w:type="default" r:id="rId9"/>
           <w:pgSz w:w="11906" w:h="16838"/>
           <w:pgMar w:top="567" w:right="851" w:bottom="567" w:left="851" w:header="567" w:footer="0" w:gutter="0"/>
           <w:cols w:space="720"/>
@@ -2616,16 +1289,16 @@
         <w:ind w:left="-6" w:right="0" w:hanging="11"/>
         <w:rPr>
           <w:bCs/>
-          <w:sz w:val="36"/>
-          <w:szCs w:val="36"/>
-        </w:rPr>
-      </w:pPr>
-      <w:r>
-        <w:rPr>
-          <w:rFonts w:hint="eastAsia"/>
-          <w:bCs/>
-          <w:sz w:val="36"/>
-          <w:szCs w:val="36"/>
+          <w:sz w:val="32"/>
+          <w:szCs w:val="32"/>
+        </w:rPr>
+      </w:pPr>
+      <w:r>
+        <w:rPr>
+          <w:rFonts w:hint="eastAsia"/>
+          <w:bCs/>
+          <w:sz w:val="32"/>
+          <w:szCs w:val="32"/>
           <w:bdr w:val="single" w:sz="4" w:space="0" w:color="auto"/>
         </w:rPr>
         <w:t>補充</w:t>
@@ -2641,7 +1314,8 @@
         <w:spacing w:after="0" w:line="400" w:lineRule="exact"/>
         <w:ind w:leftChars="0" w:right="0"/>
         <w:rPr>
-          <w:szCs w:val="28"/>
+          <w:sz w:val="32"/>
+          <w:szCs w:val="32"/>
         </w:rPr>
         <w:sectPr>
           <w:type w:val="continuous"/>
@@ -2659,34 +1333,18 @@
           <w:ilvl w:val="0"/>
           <w:numId w:val="1"/>
         </w:numPr>
-        <w:spacing w:after="0" w:line="440" w:lineRule="exact"/>
-        <w:ind w:leftChars="0" w:left="482" w:right="0"/>
-        <w:rPr>
-          <w:szCs w:val="28"/>
-        </w:rPr>
-      </w:pPr>
-      <w:r>
-        <w:rPr>
-          <w:rFonts w:hint="eastAsia"/>
-          <w:szCs w:val="28"/>
-        </w:rPr>
-        <w:t>層巒疊嶂(</w:t>
-      </w:r>
-      <w:r>
-        <w:rPr>
-          <w:rFonts w:hint="eastAsia"/>
-          <w:color w:val="FF0000"/>
-          <w:sz w:val="16"/>
-          <w:szCs w:val="16"/>
-        </w:rPr>
-        <w:t>ㄓㄤˋ</w:t>
-      </w:r>
-      <w:r>
-        <w:rPr>
-          <w:rFonts w:hint="eastAsia"/>
-          <w:szCs w:val="28"/>
-        </w:rPr>
-        <w:t>)：山峰重疊，連綿不斷。嶂</w:t>
+        <w:spacing w:after="0" w:line="400" w:lineRule="exact"/>
+        <w:ind w:leftChars="0" w:left="284" w:right="0" w:hanging="282"/>
+        <w:jc w:val="both"/>
+        <w:rPr>
+          <w:szCs w:val="28"/>
+        </w:rPr>
+      </w:pPr>
+      <w:r>
+        <w:rPr>
+          <w:szCs w:val="28"/>
+        </w:rPr>
+        <w:t>拂袖而去</w:t>
       </w:r>
       <w:r>
         <w:rPr>
@@ -2697,27 +1355,9 @@
       </w:r>
       <w:r>
         <w:rPr>
-          <w:rFonts w:hint="eastAsia"/>
-          <w:szCs w:val="28"/>
-        </w:rPr>
-        <w:t>形狀如屏風的山。</w:t>
-      </w:r>
-    </w:p>
-    <w:p>
-      <w:pPr>
-        <w:pStyle w:val="aa"/>
-        <w:spacing w:after="0" w:line="440" w:lineRule="exact"/>
-        <w:ind w:leftChars="0" w:left="482" w:right="0" w:firstLine="0"/>
-        <w:rPr>
-          <w:szCs w:val="28"/>
-        </w:rPr>
-      </w:pPr>
-      <w:r>
-        <w:rPr>
-          <w:rFonts w:hint="eastAsia"/>
-          <w:szCs w:val="28"/>
-        </w:rPr>
-        <w:t>【例】中央山脈層巒疊嶂，甚為雄偉。</w:t>
+          <w:szCs w:val="28"/>
+        </w:rPr>
+        <w:t>甩甩袖子就離開。形容非常生氣、態度堅決地當場離去，不留餘地。此處轉化為擬人修辭，意指大雁絕情、毫無留戀地快速飛走，凸顯邊塞環境極度惡劣，連鳥類都不願停留。</w:t>
       </w:r>
     </w:p>
     <w:p>
@@ -2727,25 +1367,31 @@
           <w:ilvl w:val="0"/>
           <w:numId w:val="1"/>
         </w:numPr>
-        <w:spacing w:after="0" w:line="440" w:lineRule="exact"/>
-        <w:ind w:leftChars="0" w:left="482" w:right="0"/>
-        <w:rPr>
-          <w:szCs w:val="28"/>
-        </w:rPr>
-      </w:pPr>
-      <w:r>
-        <w:rPr>
-          <w:rFonts w:hint="eastAsia"/>
-          <w:szCs w:val="28"/>
-        </w:rPr>
-        <w:t>暮靄沉沉：</w:t>
-      </w:r>
-      <w:r>
-        <w:rPr>
-          <w:rFonts w:hint="eastAsia"/>
-          <w:szCs w:val="28"/>
-        </w:rPr>
-        <w:t>傍晚的雲霧深厚低沉的樣子。</w:t>
+        <w:spacing w:after="0" w:line="400" w:lineRule="exact"/>
+        <w:ind w:leftChars="0" w:left="284" w:right="0" w:hanging="282"/>
+        <w:jc w:val="both"/>
+        <w:rPr>
+          <w:szCs w:val="28"/>
+        </w:rPr>
+      </w:pPr>
+      <w:r>
+        <w:rPr>
+          <w:szCs w:val="28"/>
+        </w:rPr>
+        <w:t>冉冉</w:t>
+      </w:r>
+      <w:r>
+        <w:rPr>
+          <w:rFonts w:hint="eastAsia"/>
+          <w:szCs w:val="28"/>
+        </w:rPr>
+        <w:t>：</w:t>
+      </w:r>
+      <w:r>
+        <w:rPr>
+          <w:szCs w:val="28"/>
+        </w:rPr>
+        <w:t>緩慢移動、升起或下降的樣子。常用於描繪煙霧、雲氣、夕陽等自然景觀動態，營造出時光流逝、氛圍靜謐或略帶哀愁的視覺張力。</w:t>
       </w:r>
     </w:p>
     <w:p>
@@ -2755,18 +1401,18 @@
           <w:ilvl w:val="0"/>
           <w:numId w:val="1"/>
         </w:numPr>
-        <w:spacing w:after="0" w:line="440" w:lineRule="exact"/>
-        <w:ind w:leftChars="0" w:left="482" w:right="0"/>
-        <w:rPr>
-          <w:szCs w:val="28"/>
-        </w:rPr>
-      </w:pPr>
-      <w:r>
-        <w:rPr>
-          <w:rFonts w:hint="eastAsia"/>
-          <w:szCs w:val="28"/>
-        </w:rPr>
-        <w:t>竇憲</w:t>
+        <w:spacing w:after="0" w:line="400" w:lineRule="exact"/>
+        <w:ind w:leftChars="0" w:left="284" w:right="0" w:hanging="282"/>
+        <w:jc w:val="both"/>
+        <w:rPr>
+          <w:szCs w:val="28"/>
+        </w:rPr>
+      </w:pPr>
+      <w:r>
+        <w:rPr>
+          <w:szCs w:val="28"/>
+        </w:rPr>
+        <w:t>羌笛</w:t>
       </w:r>
       <w:r>
         <w:rPr>
@@ -2777,108 +1423,29 @@
       </w:r>
       <w:r>
         <w:rPr>
-          <w:rFonts w:hint="eastAsia"/>
           <w:szCs w:val="28"/>
           <w:u w:val="single"/>
         </w:rPr>
-        <w:t>東漢</w:t>
-      </w:r>
-      <w:r>
-        <w:rPr>
-          <w:rFonts w:hint="eastAsia"/>
-          <w:szCs w:val="28"/>
-        </w:rPr>
-        <w:t xml:space="preserve"> </w:t>
-      </w:r>
-      <w:r>
-        <w:rPr>
-          <w:rFonts w:hint="eastAsia"/>
+        <w:t>中國</w:t>
+      </w:r>
+      <w:r>
+        <w:rPr>
+          <w:szCs w:val="28"/>
+        </w:rPr>
+        <w:t>古代西部</w:t>
+      </w:r>
+      <w:r>
+        <w:rPr>
           <w:szCs w:val="28"/>
           <w:u w:val="single"/>
         </w:rPr>
-        <w:t>和帝</w:t>
-      </w:r>
-      <w:r>
-        <w:rPr>
-          <w:rFonts w:hint="eastAsia"/>
-          <w:szCs w:val="28"/>
-        </w:rPr>
-        <w:t>時，</w:t>
-      </w:r>
-      <w:r>
-        <w:rPr>
-          <w:rFonts w:hint="eastAsia"/>
-          <w:szCs w:val="28"/>
-          <w:u w:val="single"/>
-        </w:rPr>
-        <w:t>竇憲</w:t>
-      </w:r>
-      <w:r>
-        <w:rPr>
-          <w:rFonts w:hint="eastAsia"/>
-          <w:szCs w:val="28"/>
-        </w:rPr>
-        <w:t>征伐北</w:t>
-      </w:r>
-      <w:r>
-        <w:rPr>
-          <w:rFonts w:hint="eastAsia"/>
-          <w:szCs w:val="28"/>
-          <w:u w:val="single"/>
-        </w:rPr>
-        <w:t>匈奴</w:t>
-      </w:r>
-      <w:r>
-        <w:rPr>
-          <w:rFonts w:hint="eastAsia"/>
-          <w:szCs w:val="28"/>
-        </w:rPr>
-        <w:t>，大拜</w:t>
-      </w:r>
-      <w:r>
-        <w:rPr>
-          <w:rFonts w:hint="eastAsia"/>
-          <w:szCs w:val="28"/>
-          <w:u w:val="single"/>
-        </w:rPr>
-        <w:t>匈奴</w:t>
-      </w:r>
-      <w:r>
-        <w:rPr>
-          <w:rFonts w:hint="eastAsia"/>
-          <w:szCs w:val="28"/>
-        </w:rPr>
-        <w:t>於</w:t>
-      </w:r>
-      <w:r>
-        <w:rPr>
-          <w:rFonts w:hint="eastAsia"/>
-          <w:szCs w:val="28"/>
-          <w:u w:val="single"/>
-        </w:rPr>
-        <w:t>燕然山</w:t>
-      </w:r>
-      <w:r>
-        <w:rPr>
-          <w:rFonts w:hint="eastAsia"/>
-          <w:szCs w:val="28"/>
-        </w:rPr>
-        <w:t>和</w:t>
-      </w:r>
-      <w:r>
-        <w:rPr>
-          <w:rFonts w:hint="eastAsia"/>
-          <w:szCs w:val="28"/>
-          <w:u w:val="single"/>
-        </w:rPr>
-        <w:t>金微山</w:t>
-      </w:r>
-      <w:r>
-        <w:rPr>
-          <w:rFonts w:hint="eastAsia"/>
-          <w:szCs w:val="28"/>
-        </w:rPr>
-        <w:t>。</w:t>
+        <w:t>羌族</w:t>
+      </w:r>
+      <w:r>
+        <w:rPr>
+          <w:szCs w:val="28"/>
+        </w:rPr>
+        <w:t>所使用的吹奏管樂器，音色高亢而帶有悲涼感。在邊塞文學中是極具代表性的「符號」，只要羌笛聲起，便象徵著邊關的荒涼、戍邊將士的鄉愁與離別之苦。</w:t>
       </w:r>
     </w:p>
     <w:p>
@@ -2888,18 +1455,18 @@
           <w:ilvl w:val="0"/>
           <w:numId w:val="1"/>
         </w:numPr>
-        <w:spacing w:after="0" w:line="440" w:lineRule="exact"/>
-        <w:ind w:leftChars="0" w:left="482" w:right="0"/>
-        <w:rPr>
-          <w:szCs w:val="28"/>
-        </w:rPr>
-      </w:pPr>
-      <w:r>
-        <w:rPr>
-          <w:rFonts w:hint="eastAsia"/>
-          <w:szCs w:val="28"/>
-        </w:rPr>
-        <w:t>戍</w:t>
+        <w:spacing w:after="0" w:line="400" w:lineRule="exact"/>
+        <w:ind w:leftChars="0" w:left="284" w:right="0" w:hanging="282"/>
+        <w:jc w:val="both"/>
+        <w:rPr>
+          <w:szCs w:val="28"/>
+        </w:rPr>
+      </w:pPr>
+      <w:r>
+        <w:rPr>
+          <w:szCs w:val="28"/>
+        </w:rPr>
+        <w:t>輾</w:t>
       </w:r>
       <w:r>
         <w:rPr>
@@ -2911,11 +1478,11 @@
       <w:r>
         <w:rPr>
           <w:rFonts w:hint="eastAsia"/>
-          <w:color w:val="FF0000"/>
+          <w:color w:val="EE0000"/>
           <w:sz w:val="16"/>
           <w:szCs w:val="16"/>
         </w:rPr>
-        <w:t>ㄕㄨˋ</w:t>
+        <w:t>ㄓㄢˇ</w:t>
       </w:r>
       <w:r>
         <w:rPr>
@@ -2926,10 +1493,22 @@
       </w:r>
       <w:r>
         <w:rPr>
-          <w:rFonts w:hint="eastAsia"/>
-          <w:szCs w:val="28"/>
-        </w:rPr>
-        <w:t>：屯兵守護邊疆。【例】戍守</w:t>
+          <w:szCs w:val="28"/>
+        </w:rPr>
+        <w:t>轉難眠</w:t>
+      </w:r>
+      <w:r>
+        <w:rPr>
+          <w:rFonts w:hint="eastAsia"/>
+          <w:szCs w:val="28"/>
+        </w:rPr>
+        <w:t>：</w:t>
+      </w:r>
+      <w:r>
+        <w:rPr>
+          <w:szCs w:val="28"/>
+        </w:rPr>
+        <w:t>在床上翻來覆去，怎麼也睡不著。</w:t>
       </w:r>
     </w:p>
     <w:p>
@@ -2939,35 +1518,31 @@
           <w:ilvl w:val="0"/>
           <w:numId w:val="1"/>
         </w:numPr>
-        <w:spacing w:after="0" w:line="440" w:lineRule="exact"/>
-        <w:ind w:leftChars="0" w:left="482" w:right="0"/>
-        <w:rPr>
-          <w:szCs w:val="28"/>
-        </w:rPr>
-      </w:pPr>
-      <w:r>
-        <w:rPr>
-          <w:rFonts w:hint="eastAsia"/>
-          <w:szCs w:val="28"/>
-        </w:rPr>
-        <w:t>邊防：在邊境地區設置的軍事防禦措施。</w:t>
-      </w:r>
-    </w:p>
-    <w:p>
-      <w:pPr>
-        <w:pStyle w:val="aa"/>
-        <w:spacing w:after="0" w:line="440" w:lineRule="exact"/>
-        <w:ind w:leftChars="0" w:left="482" w:right="0" w:firstLine="0"/>
-        <w:rPr>
-          <w:szCs w:val="28"/>
-        </w:rPr>
-      </w:pPr>
-      <w:r>
-        <w:rPr>
-          <w:rFonts w:hint="eastAsia"/>
-          <w:szCs w:val="28"/>
-        </w:rPr>
-        <w:t>【例】這座山城是邊防重地，派有重兵駐守。</w:t>
+        <w:spacing w:after="0" w:line="400" w:lineRule="exact"/>
+        <w:ind w:leftChars="0" w:left="284" w:right="0" w:hanging="282"/>
+        <w:jc w:val="both"/>
+        <w:rPr>
+          <w:szCs w:val="28"/>
+        </w:rPr>
+      </w:pPr>
+      <w:r>
+        <w:rPr>
+          <w:szCs w:val="28"/>
+        </w:rPr>
+        <w:t>潸然淚下</w:t>
+      </w:r>
+      <w:r>
+        <w:rPr>
+          <w:rFonts w:hint="eastAsia"/>
+          <w:szCs w:val="28"/>
+        </w:rPr>
+        <w:t>：</w:t>
+      </w:r>
+      <w:r>
+        <w:rPr>
+          <w:szCs w:val="28"/>
+        </w:rPr>
+        <w:t>眼淚忍不住流下來的樣子。「潸然」形容眼淚流下的景象。描繪情感受到強烈觸動時，最直接、真摯且無法抑止的情感宣洩。</w:t>
       </w:r>
     </w:p>
     <w:p>
@@ -2977,18 +1552,18 @@
           <w:ilvl w:val="0"/>
           <w:numId w:val="1"/>
         </w:numPr>
-        <w:spacing w:after="0" w:line="440" w:lineRule="exact"/>
-        <w:ind w:leftChars="0" w:left="482" w:right="0"/>
-        <w:rPr>
-          <w:szCs w:val="28"/>
-        </w:rPr>
-      </w:pPr>
-      <w:r>
-        <w:rPr>
-          <w:rFonts w:hint="eastAsia"/>
-          <w:szCs w:val="28"/>
-        </w:rPr>
-        <w:t>憤憤不平</w:t>
+        <w:spacing w:after="0" w:line="400" w:lineRule="exact"/>
+        <w:ind w:leftChars="0" w:left="284" w:right="0" w:hanging="282"/>
+        <w:jc w:val="both"/>
+        <w:rPr>
+          <w:szCs w:val="28"/>
+        </w:rPr>
+      </w:pPr>
+      <w:r>
+        <w:rPr>
+          <w:szCs w:val="28"/>
+        </w:rPr>
+        <w:t>蒼涼肅殺</w:t>
       </w:r>
       <w:r>
         <w:rPr>
@@ -2999,48 +1574,9 @@
       </w:r>
       <w:r>
         <w:rPr>
-          <w:rFonts w:hint="eastAsia"/>
-          <w:szCs w:val="28"/>
-        </w:rPr>
-        <w:t>心中氣惱、不服。</w:t>
-      </w:r>
-      <w:r>
-        <w:rPr>
-          <w:rFonts w:hint="eastAsia"/>
-          <w:szCs w:val="28"/>
-        </w:rPr>
-        <w:t>同「</w:t>
-      </w:r>
-      <w:r>
-        <w:rPr>
-          <w:rFonts w:hint="eastAsia"/>
-          <w:szCs w:val="28"/>
-        </w:rPr>
-        <w:t>忿忿不平</w:t>
-      </w:r>
-      <w:r>
-        <w:rPr>
-          <w:rFonts w:hint="eastAsia"/>
-          <w:szCs w:val="28"/>
-        </w:rPr>
-        <w:t>」。</w:t>
-      </w:r>
-    </w:p>
-    <w:p>
-      <w:pPr>
-        <w:pStyle w:val="aa"/>
-        <w:spacing w:after="0" w:line="440" w:lineRule="exact"/>
-        <w:ind w:leftChars="0" w:left="482" w:right="0" w:firstLine="0"/>
-        <w:rPr>
-          <w:szCs w:val="28"/>
-        </w:rPr>
-      </w:pPr>
-      <w:r>
-        <w:rPr>
-          <w:rFonts w:hint="eastAsia"/>
-          <w:szCs w:val="28"/>
-        </w:rPr>
-        <w:t>【例】員工對上級違背公平原則的作法憤憤不平，正蘊釀抗爭行動。</w:t>
+          <w:szCs w:val="28"/>
+        </w:rPr>
+        <w:t>景象淒涼空曠，且帶有深秋寒風嚴酷、嚴肅蕭條的氣息。常用於形容秋天或邊塞風光，傳達出一種肅穆、冷冽、帶有壓迫感與生命凋零感的環境氣氛。</w:t>
       </w:r>
     </w:p>
     <w:p>
@@ -3050,34 +1586,31 @@
           <w:ilvl w:val="0"/>
           <w:numId w:val="1"/>
         </w:numPr>
-        <w:spacing w:after="0" w:line="440" w:lineRule="exact"/>
-        <w:ind w:leftChars="0" w:left="482" w:right="0"/>
-        <w:rPr>
-          <w:szCs w:val="28"/>
-        </w:rPr>
-      </w:pPr>
-      <w:r>
-        <w:rPr>
-          <w:rFonts w:hint="eastAsia"/>
-          <w:szCs w:val="28"/>
-        </w:rPr>
-        <w:t>憤懣(</w:t>
-      </w:r>
-      <w:r>
-        <w:rPr>
-          <w:rFonts w:hint="eastAsia"/>
-          <w:color w:val="FF0000"/>
-          <w:sz w:val="16"/>
-          <w:szCs w:val="16"/>
-        </w:rPr>
-        <w:t>ㄇㄣˋ</w:t>
-      </w:r>
-      <w:r>
-        <w:rPr>
-          <w:rFonts w:hint="eastAsia"/>
-          <w:szCs w:val="28"/>
-        </w:rPr>
-        <w:t>)：內心忿恨不滿。【例】他一肚子的憤懣，苦於無處發洩。</w:t>
+        <w:spacing w:after="0" w:line="400" w:lineRule="exact"/>
+        <w:ind w:leftChars="0" w:left="284" w:right="0" w:hanging="282"/>
+        <w:jc w:val="both"/>
+        <w:rPr>
+          <w:szCs w:val="28"/>
+        </w:rPr>
+      </w:pPr>
+      <w:r>
+        <w:rPr>
+          <w:szCs w:val="28"/>
+        </w:rPr>
+        <w:t>反襯</w:t>
+      </w:r>
+      <w:r>
+        <w:rPr>
+          <w:rFonts w:hint="eastAsia"/>
+          <w:szCs w:val="28"/>
+        </w:rPr>
+        <w:t>：</w:t>
+      </w:r>
+      <w:r>
+        <w:rPr>
+          <w:szCs w:val="28"/>
+        </w:rPr>
+        <w:t>一種修辭或寫作手法。利用事物之間相反的特徵來互相對照，讓主要描寫對象的特質更加鮮明突出。</w:t>
       </w:r>
     </w:p>
     <w:p>
@@ -3087,25 +1620,291 @@
           <w:ilvl w:val="0"/>
           <w:numId w:val="1"/>
         </w:numPr>
-        <w:spacing w:after="0" w:line="440" w:lineRule="exact"/>
-        <w:ind w:leftChars="0" w:left="482" w:right="0"/>
-        <w:rPr>
-          <w:szCs w:val="28"/>
-        </w:rPr>
-      </w:pPr>
-      <w:r>
-        <w:rPr>
-          <w:rFonts w:hint="eastAsia"/>
-          <w:szCs w:val="28"/>
-        </w:rPr>
-        <w:t>扣動：</w:t>
-      </w:r>
-      <w:r>
-        <w:rPr>
-          <w:rFonts w:hint="eastAsia"/>
-          <w:szCs w:val="28"/>
-        </w:rPr>
-        <w:t>指「觸動」或「激發」。意思是，英雄氣概可以觸動人們的心靈，激發他們的愛國情懷、勇氣和正義感。</w:t>
+        <w:spacing w:after="0" w:line="400" w:lineRule="exact"/>
+        <w:ind w:leftChars="0" w:left="284" w:right="0" w:hanging="282"/>
+        <w:jc w:val="both"/>
+        <w:rPr>
+          <w:szCs w:val="28"/>
+        </w:rPr>
+      </w:pPr>
+      <w:r>
+        <w:rPr>
+          <w:szCs w:val="28"/>
+        </w:rPr>
+        <w:t>渲</w:t>
+      </w:r>
+      <w:r>
+        <w:rPr>
+          <w:rFonts w:hint="eastAsia"/>
+          <w:szCs w:val="28"/>
+        </w:rPr>
+        <w:t>(</w:t>
+      </w:r>
+      <w:r>
+        <w:rPr>
+          <w:rFonts w:hint="eastAsia"/>
+          <w:color w:val="EE0000"/>
+          <w:sz w:val="16"/>
+          <w:szCs w:val="16"/>
+        </w:rPr>
+        <w:t>ㄒㄩㄢˋ</w:t>
+      </w:r>
+      <w:r>
+        <w:rPr>
+          <w:rFonts w:hint="eastAsia"/>
+          <w:szCs w:val="28"/>
+        </w:rPr>
+        <w:t>)</w:t>
+      </w:r>
+      <w:r>
+        <w:rPr>
+          <w:szCs w:val="28"/>
+        </w:rPr>
+        <w:t>染</w:t>
+      </w:r>
+      <w:r>
+        <w:rPr>
+          <w:rFonts w:hint="eastAsia"/>
+          <w:szCs w:val="28"/>
+        </w:rPr>
+        <w:t>：</w:t>
+      </w:r>
+      <w:r>
+        <w:rPr>
+          <w:szCs w:val="28"/>
+        </w:rPr>
+        <w:t>指透過大量詞藻、情節或環境描寫，來強化某種氣氛與情感。</w:t>
+      </w:r>
+    </w:p>
+    <w:p>
+      <w:pPr>
+        <w:pStyle w:val="aa"/>
+        <w:numPr>
+          <w:ilvl w:val="0"/>
+          <w:numId w:val="1"/>
+        </w:numPr>
+        <w:spacing w:after="0" w:line="400" w:lineRule="exact"/>
+        <w:ind w:leftChars="0" w:left="284" w:right="0" w:hanging="282"/>
+        <w:jc w:val="both"/>
+        <w:rPr>
+          <w:szCs w:val="28"/>
+        </w:rPr>
+      </w:pPr>
+      <w:r>
+        <w:rPr>
+          <w:szCs w:val="28"/>
+        </w:rPr>
+        <w:t>淋漓</w:t>
+      </w:r>
+      <w:r>
+        <w:rPr>
+          <w:rFonts w:hint="eastAsia"/>
+          <w:szCs w:val="28"/>
+        </w:rPr>
+        <w:t>(</w:t>
+      </w:r>
+      <w:r>
+        <w:rPr>
+          <w:rFonts w:hint="eastAsia"/>
+          <w:color w:val="EE0000"/>
+          <w:sz w:val="16"/>
+          <w:szCs w:val="16"/>
+        </w:rPr>
+        <w:t>ㄌㄧㄣˊ ㄌㄧˊ</w:t>
+      </w:r>
+      <w:r>
+        <w:rPr>
+          <w:rFonts w:hint="eastAsia"/>
+          <w:szCs w:val="28"/>
+        </w:rPr>
+        <w:t>)</w:t>
+      </w:r>
+      <w:r>
+        <w:rPr>
+          <w:szCs w:val="28"/>
+        </w:rPr>
+        <w:t>盡致</w:t>
+      </w:r>
+      <w:r>
+        <w:rPr>
+          <w:rFonts w:hint="eastAsia"/>
+          <w:szCs w:val="28"/>
+        </w:rPr>
+        <w:t>：</w:t>
+      </w:r>
+      <w:r>
+        <w:rPr>
+          <w:szCs w:val="28"/>
+        </w:rPr>
+        <w:t>形容文章、說話或藝術表現非常詳盡透徹、暢快飽滿，將內涵完整發揮出來。</w:t>
+      </w:r>
+    </w:p>
+    <w:p>
+      <w:pPr>
+        <w:pStyle w:val="aa"/>
+        <w:numPr>
+          <w:ilvl w:val="0"/>
+          <w:numId w:val="1"/>
+        </w:numPr>
+        <w:spacing w:after="0" w:line="400" w:lineRule="exact"/>
+        <w:ind w:leftChars="0" w:left="284" w:right="0" w:hanging="426"/>
+        <w:jc w:val="both"/>
+        <w:rPr>
+          <w:spacing w:val="-6"/>
+          <w:szCs w:val="28"/>
+        </w:rPr>
+      </w:pPr>
+      <w:r>
+        <w:rPr>
+          <w:spacing w:val="-6"/>
+          <w:szCs w:val="28"/>
+        </w:rPr>
+        <w:t>凝聚</w:t>
+      </w:r>
+      <w:r>
+        <w:rPr>
+          <w:rFonts w:hint="eastAsia"/>
+          <w:spacing w:val="-6"/>
+          <w:szCs w:val="28"/>
+        </w:rPr>
+        <w:t>：</w:t>
+      </w:r>
+      <w:r>
+        <w:rPr>
+          <w:spacing w:val="-6"/>
+          <w:szCs w:val="28"/>
+        </w:rPr>
+        <w:t>聚集、積聚。將分散的力量、情感或物質緊密結合在一起。</w:t>
+      </w:r>
+    </w:p>
+    <w:p>
+      <w:pPr>
+        <w:pStyle w:val="aa"/>
+        <w:numPr>
+          <w:ilvl w:val="0"/>
+          <w:numId w:val="1"/>
+        </w:numPr>
+        <w:spacing w:after="0" w:line="400" w:lineRule="exact"/>
+        <w:ind w:leftChars="0" w:left="284" w:right="0" w:hanging="426"/>
+        <w:jc w:val="both"/>
+        <w:rPr>
+          <w:szCs w:val="28"/>
+        </w:rPr>
+      </w:pPr>
+      <w:r>
+        <w:rPr>
+          <w:szCs w:val="28"/>
+        </w:rPr>
+        <w:t>熔於一爐</w:t>
+      </w:r>
+      <w:r>
+        <w:rPr>
+          <w:rFonts w:hint="eastAsia"/>
+          <w:szCs w:val="28"/>
+        </w:rPr>
+        <w:t>：</w:t>
+      </w:r>
+      <w:r>
+        <w:rPr>
+          <w:szCs w:val="28"/>
+        </w:rPr>
+        <w:t>將不同的金屬融化並混合在同一個爐子裡。比喻將多種事物、風格、情感或觀點融會貫通，合為一個完美的整體。</w:t>
+      </w:r>
+    </w:p>
+    <w:p>
+      <w:pPr>
+        <w:pStyle w:val="aa"/>
+        <w:numPr>
+          <w:ilvl w:val="0"/>
+          <w:numId w:val="1"/>
+        </w:numPr>
+        <w:spacing w:after="0" w:line="400" w:lineRule="exact"/>
+        <w:ind w:leftChars="0" w:left="284" w:right="0" w:hanging="426"/>
+        <w:jc w:val="both"/>
+        <w:rPr>
+          <w:szCs w:val="28"/>
+        </w:rPr>
+      </w:pPr>
+      <w:r>
+        <w:rPr>
+          <w:szCs w:val="28"/>
+        </w:rPr>
+        <w:t>柔媚綿密</w:t>
+      </w:r>
+      <w:r>
+        <w:rPr>
+          <w:rFonts w:hint="eastAsia"/>
+          <w:szCs w:val="28"/>
+        </w:rPr>
+        <w:t>：</w:t>
+      </w:r>
+      <w:r>
+        <w:rPr>
+          <w:szCs w:val="28"/>
+        </w:rPr>
+        <w:t>姿態或風格溫柔嫵媚，結構或情感細緻嚴密。用於形容</w:t>
+      </w:r>
+      <w:r>
+        <w:rPr>
+          <w:szCs w:val="28"/>
+          <w:u w:val="single"/>
+        </w:rPr>
+        <w:t>晚唐</w:t>
+      </w:r>
+      <w:r>
+        <w:rPr>
+          <w:rFonts w:hint="eastAsia"/>
+          <w:szCs w:val="28"/>
+        </w:rPr>
+        <w:t xml:space="preserve"> </w:t>
+      </w:r>
+      <w:r>
+        <w:rPr>
+          <w:szCs w:val="28"/>
+          <w:u w:val="single"/>
+        </w:rPr>
+        <w:t>五代</w:t>
+      </w:r>
+      <w:r>
+        <w:rPr>
+          <w:szCs w:val="28"/>
+        </w:rPr>
+        <w:t>「花間派」詞作的風格，偏向描寫男女情愛、閨閣怨愁，語氣軟媚、意象繁復細膩。</w:t>
+      </w:r>
+    </w:p>
+    <w:p>
+      <w:pPr>
+        <w:pStyle w:val="aa"/>
+        <w:numPr>
+          <w:ilvl w:val="0"/>
+          <w:numId w:val="1"/>
+        </w:numPr>
+        <w:spacing w:after="0" w:line="400" w:lineRule="exact"/>
+        <w:ind w:leftChars="0" w:left="284" w:right="0" w:hanging="426"/>
+        <w:jc w:val="both"/>
+        <w:rPr>
+          <w:rFonts w:hint="eastAsia"/>
+          <w:szCs w:val="28"/>
+        </w:rPr>
+      </w:pPr>
+      <w:r>
+        <w:rPr>
+          <w:szCs w:val="28"/>
+        </w:rPr>
+        <w:t>雄渾蒼涼</w:t>
+      </w:r>
+      <w:r>
+        <w:rPr>
+          <w:rFonts w:hint="eastAsia"/>
+          <w:szCs w:val="28"/>
+        </w:rPr>
+        <w:t>：</w:t>
+      </w:r>
+      <w:r>
+        <w:rPr>
+          <w:szCs w:val="28"/>
+        </w:rPr>
+        <w:t>氣勢雄偉渾厚，同時又帶著曠遠、悲壯與蒼茫的氣息。代表一種高亢悲壯的審美風格（如宋代邊塞詞），兼具宏大的空間格局與深沉的人性感傷。</w:t>
       </w:r>
     </w:p>
     <w:sectPr>
@@ -3120,7 +1919,7 @@
 </file>
 
 <file path=word/endnotes.xml><?xml version="1.0" encoding="utf-8"?>
-<w:endnotes xmlns:wpc="http://schemas.microsoft.com/office/word/2010/wordprocessingCanvas" xmlns:cx="http://schemas.microsoft.com/office/drawing/2014/chartex" xmlns:cx1="http://schemas.microsoft.com/office/drawing/2015/9/8/chartex" xmlns:cx2="http://schemas.microsoft.com/office/drawing/2015/10/21/chartex" xmlns:cx3="http://schemas.microsoft.com/office/drawing/2016/5/9/chartex" xmlns:cx4="http://schemas.microsoft.com/office/drawing/2016/5/10/chartex" xmlns:cx5="http://schemas.microsoft.com/office/drawing/2016/5/11/chartex" xmlns:cx6="http://schemas.microsoft.com/office/drawing/2016/5/12/chartex" xmlns:cx7="http://schemas.microsoft.com/office/drawing/2016/5/13/chartex" xmlns:cx8="http://schemas.microsoft.com/office/drawing/2016/5/14/chartex" xmlns:mc="http://schemas.openxmlformats.org/markup-compatibility/2006" xmlns:aink="http://schemas.microsoft.com/office/drawing/2016/ink" xmlns:am3d="http://schemas.microsoft.com/office/drawing/2017/model3d" xmlns:o="urn:schemas-microsoft-com:office:office" xmlns:oel="http://schemas.microsoft.com/office/2019/extlst" xmlns:r="http://schemas.openxmlformats.org/officeDocument/2006/relationships" xmlns:m="http://schemas.openxmlformats.org/officeDocument/2006/math" xmlns:v="urn:schemas-microsoft-com:vml" xmlns:wp14="http://schemas.microsoft.com/office/word/2010/wordprocessingDrawing" xmlns:wp="http://schemas.openxmlformats.org/drawingml/2006/wordprocessingDrawing" xmlns:w10="urn:schemas-microsoft-com:office:word" xmlns:w="http://schemas.openxmlformats.org/wordprocessingml/2006/main" xmlns:w14="http://schemas.microsoft.com/office/word/2010/wordml" xmlns:w15="http://schemas.microsoft.com/office/word/2012/wordml" xmlns:w16cex="http://schemas.microsoft.com/office/word/2018/wordml/cex" xmlns:w16cid="http://schemas.microsoft.com/office/word/2016/wordml/cid" xmlns:w16="http://schemas.microsoft.com/office/word/2018/wordml" xmlns:w16sdtdh="http://schemas.microsoft.com/office/word/2020/wordml/sdtdatahash" xmlns:w16se="http://schemas.microsoft.com/office/word/2015/wordml/symex" xmlns:wpg="http://schemas.microsoft.com/office/word/2010/wordprocessingGroup" xmlns:wpi="http://schemas.microsoft.com/office/word/2010/wordprocessingInk" xmlns:wne="http://schemas.microsoft.com/office/word/2006/wordml" xmlns:wps="http://schemas.microsoft.com/office/word/2010/wordprocessingShape" mc:Ignorable="w14 w15 w16se w16cid w16 w16cex w16sdtdh wp14">
+<w:endnotes xmlns:wpc="http://schemas.microsoft.com/office/word/2010/wordprocessingCanvas" xmlns:cx="http://schemas.microsoft.com/office/drawing/2014/chartex" xmlns:cx1="http://schemas.microsoft.com/office/drawing/2015/9/8/chartex" xmlns:cx2="http://schemas.microsoft.com/office/drawing/2015/10/21/chartex" xmlns:cx3="http://schemas.microsoft.com/office/drawing/2016/5/9/chartex" xmlns:cx4="http://schemas.microsoft.com/office/drawing/2016/5/10/chartex" xmlns:cx5="http://schemas.microsoft.com/office/drawing/2016/5/11/chartex" xmlns:cx6="http://schemas.microsoft.com/office/drawing/2016/5/12/chartex" xmlns:cx7="http://schemas.microsoft.com/office/drawing/2016/5/13/chartex" xmlns:cx8="http://schemas.microsoft.com/office/drawing/2016/5/14/chartex" xmlns:mc="http://schemas.openxmlformats.org/markup-compatibility/2006" xmlns:aink="http://schemas.microsoft.com/office/drawing/2016/ink" xmlns:am3d="http://schemas.microsoft.com/office/drawing/2017/model3d" xmlns:o="urn:schemas-microsoft-com:office:office" xmlns:oel="http://schemas.microsoft.com/office/2019/extlst" xmlns:r="http://schemas.openxmlformats.org/officeDocument/2006/relationships" xmlns:m="http://schemas.openxmlformats.org/officeDocument/2006/math" xmlns:v="urn:schemas-microsoft-com:vml" xmlns:wp14="http://schemas.microsoft.com/office/word/2010/wordprocessingDrawing" xmlns:wp="http://schemas.openxmlformats.org/drawingml/2006/wordprocessingDrawing" xmlns:w10="urn:schemas-microsoft-com:office:word" xmlns:w="http://schemas.openxmlformats.org/wordprocessingml/2006/main" xmlns:w14="http://schemas.microsoft.com/office/word/2010/wordml" xmlns:w15="http://schemas.microsoft.com/office/word/2012/wordml" xmlns:w16cex="http://schemas.microsoft.com/office/word/2018/wordml/cex" xmlns:w16cid="http://schemas.microsoft.com/office/word/2016/wordml/cid" xmlns:w16="http://schemas.microsoft.com/office/word/2018/wordml" xmlns:w16du="http://schemas.microsoft.com/office/word/2023/wordml/word16du" xmlns:w16sdtdh="http://schemas.microsoft.com/office/word/2020/wordml/sdtdatahash" xmlns:w16sdtfl="http://schemas.microsoft.com/office/word/2024/wordml/sdtformatlock" xmlns:w16se="http://schemas.microsoft.com/office/word/2015/wordml/symex" xmlns:wpg="http://schemas.microsoft.com/office/word/2010/wordprocessingGroup" xmlns:wpi="http://schemas.microsoft.com/office/word/2010/wordprocessingInk" xmlns:wne="http://schemas.microsoft.com/office/word/2006/wordml" xmlns:wps="http://schemas.microsoft.com/office/word/2010/wordprocessingShape" mc:Ignorable="w14 w15 w16se w16cid w16 w16cex w16sdtdh w16sdtfl w16du wp14">
   <w:endnote w:type="separator" w:id="-1">
     <w:p>
       <w:pPr>
@@ -3145,7 +1944,7 @@
 </file>
 
 <file path=word/footer1.xml><?xml version="1.0" encoding="utf-8"?>
-<w:ftr xmlns:wpc="http://schemas.microsoft.com/office/word/2010/wordprocessingCanvas" xmlns:cx="http://schemas.microsoft.com/office/drawing/2014/chartex" xmlns:cx1="http://schemas.microsoft.com/office/drawing/2015/9/8/chartex" xmlns:cx2="http://schemas.microsoft.com/office/drawing/2015/10/21/chartex" xmlns:cx3="http://schemas.microsoft.com/office/drawing/2016/5/9/chartex" xmlns:cx4="http://schemas.microsoft.com/office/drawing/2016/5/10/chartex" xmlns:cx5="http://schemas.microsoft.com/office/drawing/2016/5/11/chartex" xmlns:cx6="http://schemas.microsoft.com/office/drawing/2016/5/12/chartex" xmlns:cx7="http://schemas.microsoft.com/office/drawing/2016/5/13/chartex" xmlns:cx8="http://schemas.microsoft.com/office/drawing/2016/5/14/chartex" xmlns:mc="http://schemas.openxmlformats.org/markup-compatibility/2006" xmlns:aink="http://schemas.microsoft.com/office/drawing/2016/ink" xmlns:am3d="http://schemas.microsoft.com/office/drawing/2017/model3d" xmlns:o="urn:schemas-microsoft-com:office:office" xmlns:oel="http://schemas.microsoft.com/office/2019/extlst" xmlns:r="http://schemas.openxmlformats.org/officeDocument/2006/relationships" xmlns:m="http://schemas.openxmlformats.org/officeDocument/2006/math" xmlns:v="urn:schemas-microsoft-com:vml" xmlns:wp14="http://schemas.microsoft.com/office/word/2010/wordprocessingDrawing" xmlns:wp="http://schemas.openxmlformats.org/drawingml/2006/wordprocessingDrawing" xmlns:w10="urn:schemas-microsoft-com:office:word" xmlns:w="http://schemas.openxmlformats.org/wordprocessingml/2006/main" xmlns:w14="http://schemas.microsoft.com/office/word/2010/wordml" xmlns:w15="http://schemas.microsoft.com/office/word/2012/wordml" xmlns:w16cex="http://schemas.microsoft.com/office/word/2018/wordml/cex" xmlns:w16cid="http://schemas.microsoft.com/office/word/2016/wordml/cid" xmlns:w16="http://schemas.microsoft.com/office/word/2018/wordml" xmlns:w16sdtdh="http://schemas.microsoft.com/office/word/2020/wordml/sdtdatahash" xmlns:w16se="http://schemas.microsoft.com/office/word/2015/wordml/symex" xmlns:wpg="http://schemas.microsoft.com/office/word/2010/wordprocessingGroup" xmlns:wpi="http://schemas.microsoft.com/office/word/2010/wordprocessingInk" xmlns:wne="http://schemas.microsoft.com/office/word/2006/wordml" xmlns:wps="http://schemas.microsoft.com/office/word/2010/wordprocessingShape" mc:Ignorable="w14 w15 w16se w16cid w16 w16cex w16sdtdh wp14">
+<w:ftr xmlns:wpc="http://schemas.microsoft.com/office/word/2010/wordprocessingCanvas" xmlns:cx="http://schemas.microsoft.com/office/drawing/2014/chartex" xmlns:cx1="http://schemas.microsoft.com/office/drawing/2015/9/8/chartex" xmlns:cx2="http://schemas.microsoft.com/office/drawing/2015/10/21/chartex" xmlns:cx3="http://schemas.microsoft.com/office/drawing/2016/5/9/chartex" xmlns:cx4="http://schemas.microsoft.com/office/drawing/2016/5/10/chartex" xmlns:cx5="http://schemas.microsoft.com/office/drawing/2016/5/11/chartex" xmlns:cx6="http://schemas.microsoft.com/office/drawing/2016/5/12/chartex" xmlns:cx7="http://schemas.microsoft.com/office/drawing/2016/5/13/chartex" xmlns:cx8="http://schemas.microsoft.com/office/drawing/2016/5/14/chartex" xmlns:mc="http://schemas.openxmlformats.org/markup-compatibility/2006" xmlns:aink="http://schemas.microsoft.com/office/drawing/2016/ink" xmlns:am3d="http://schemas.microsoft.com/office/drawing/2017/model3d" xmlns:o="urn:schemas-microsoft-com:office:office" xmlns:oel="http://schemas.microsoft.com/office/2019/extlst" xmlns:r="http://schemas.openxmlformats.org/officeDocument/2006/relationships" xmlns:m="http://schemas.openxmlformats.org/officeDocument/2006/math" xmlns:v="urn:schemas-microsoft-com:vml" xmlns:wp14="http://schemas.microsoft.com/office/word/2010/wordprocessingDrawing" xmlns:wp="http://schemas.openxmlformats.org/drawingml/2006/wordprocessingDrawing" xmlns:w10="urn:schemas-microsoft-com:office:word" xmlns:w="http://schemas.openxmlformats.org/wordprocessingml/2006/main" xmlns:w14="http://schemas.microsoft.com/office/word/2010/wordml" xmlns:w15="http://schemas.microsoft.com/office/word/2012/wordml" xmlns:w16cex="http://schemas.microsoft.com/office/word/2018/wordml/cex" xmlns:w16cid="http://schemas.microsoft.com/office/word/2016/wordml/cid" xmlns:w16="http://schemas.microsoft.com/office/word/2018/wordml" xmlns:w16du="http://schemas.microsoft.com/office/word/2023/wordml/word16du" xmlns:w16sdtdh="http://schemas.microsoft.com/office/word/2020/wordml/sdtdatahash" xmlns:w16sdtfl="http://schemas.microsoft.com/office/word/2024/wordml/sdtformatlock" xmlns:w16se="http://schemas.microsoft.com/office/word/2015/wordml/symex" xmlns:wpg="http://schemas.microsoft.com/office/word/2010/wordprocessingGroup" xmlns:wpi="http://schemas.microsoft.com/office/word/2010/wordprocessingInk" xmlns:wne="http://schemas.microsoft.com/office/word/2006/wordml" xmlns:wps="http://schemas.microsoft.com/office/word/2010/wordprocessingShape" mc:Ignorable="w14 w15 w16se w16cid w16 w16cex w16sdtdh w16sdtfl w16du wp14">
   <w:sdt>
     <w:sdtPr>
       <w:id w:val="1495451635"/>
@@ -3158,6 +1957,7 @@
       <w:p>
         <w:pPr>
           <w:pStyle w:val="a6"/>
+          <w:ind w:right="-2"/>
           <w:jc w:val="right"/>
         </w:pPr>
         <w:r>
@@ -3196,7 +1996,7 @@
 </file>
 
 <file path=word/footnotes.xml><?xml version="1.0" encoding="utf-8"?>
-<w:footnotes xmlns:wpc="http://schemas.microsoft.com/office/word/2010/wordprocessingCanvas" xmlns:cx="http://schemas.microsoft.com/office/drawing/2014/chartex" xmlns:cx1="http://schemas.microsoft.com/office/drawing/2015/9/8/chartex" xmlns:cx2="http://schemas.microsoft.com/office/drawing/2015/10/21/chartex" xmlns:cx3="http://schemas.microsoft.com/office/drawing/2016/5/9/chartex" xmlns:cx4="http://schemas.microsoft.com/office/drawing/2016/5/10/chartex" xmlns:cx5="http://schemas.microsoft.com/office/drawing/2016/5/11/chartex" xmlns:cx6="http://schemas.microsoft.com/office/drawing/2016/5/12/chartex" xmlns:cx7="http://schemas.microsoft.com/office/drawing/2016/5/13/chartex" xmlns:cx8="http://schemas.microsoft.com/office/drawing/2016/5/14/chartex" xmlns:mc="http://schemas.openxmlformats.org/markup-compatibility/2006" xmlns:aink="http://schemas.microsoft.com/office/drawing/2016/ink" xmlns:am3d="http://schemas.microsoft.com/office/drawing/2017/model3d" xmlns:o="urn:schemas-microsoft-com:office:office" xmlns:oel="http://schemas.microsoft.com/office/2019/extlst" xmlns:r="http://schemas.openxmlformats.org/officeDocument/2006/relationships" xmlns:m="http://schemas.openxmlformats.org/officeDocument/2006/math" xmlns:v="urn:schemas-microsoft-com:vml" xmlns:wp14="http://schemas.microsoft.com/office/word/2010/wordprocessingDrawing" xmlns:wp="http://schemas.openxmlformats.org/drawingml/2006/wordprocessingDrawing" xmlns:w10="urn:schemas-microsoft-com:office:word" xmlns:w="http://schemas.openxmlformats.org/wordprocessingml/2006/main" xmlns:w14="http://schemas.microsoft.com/office/word/2010/wordml" xmlns:w15="http://schemas.microsoft.com/office/word/2012/wordml" xmlns:w16cex="http://schemas.microsoft.com/office/word/2018/wordml/cex" xmlns:w16cid="http://schemas.microsoft.com/office/word/2016/wordml/cid" xmlns:w16="http://schemas.microsoft.com/office/word/2018/wordml" xmlns:w16sdtdh="http://schemas.microsoft.com/office/word/2020/wordml/sdtdatahash" xmlns:w16se="http://schemas.microsoft.com/office/word/2015/wordml/symex" xmlns:wpg="http://schemas.microsoft.com/office/word/2010/wordprocessingGroup" xmlns:wpi="http://schemas.microsoft.com/office/word/2010/wordprocessingInk" xmlns:wne="http://schemas.microsoft.com/office/word/2006/wordml" xmlns:wps="http://schemas.microsoft.com/office/word/2010/wordprocessingShape" mc:Ignorable="w14 w15 w16se w16cid w16 w16cex w16sdtdh wp14">
+<w:footnotes xmlns:wpc="http://schemas.microsoft.com/office/word/2010/wordprocessingCanvas" xmlns:cx="http://schemas.microsoft.com/office/drawing/2014/chartex" xmlns:cx1="http://schemas.microsoft.com/office/drawing/2015/9/8/chartex" xmlns:cx2="http://schemas.microsoft.com/office/drawing/2015/10/21/chartex" xmlns:cx3="http://schemas.microsoft.com/office/drawing/2016/5/9/chartex" xmlns:cx4="http://schemas.microsoft.com/office/drawing/2016/5/10/chartex" xmlns:cx5="http://schemas.microsoft.com/office/drawing/2016/5/11/chartex" xmlns:cx6="http://schemas.microsoft.com/office/drawing/2016/5/12/chartex" xmlns:cx7="http://schemas.microsoft.com/office/drawing/2016/5/13/chartex" xmlns:cx8="http://schemas.microsoft.com/office/drawing/2016/5/14/chartex" xmlns:mc="http://schemas.openxmlformats.org/markup-compatibility/2006" xmlns:aink="http://schemas.microsoft.com/office/drawing/2016/ink" xmlns:am3d="http://schemas.microsoft.com/office/drawing/2017/model3d" xmlns:o="urn:schemas-microsoft-com:office:office" xmlns:oel="http://schemas.microsoft.com/office/2019/extlst" xmlns:r="http://schemas.openxmlformats.org/officeDocument/2006/relationships" xmlns:m="http://schemas.openxmlformats.org/officeDocument/2006/math" xmlns:v="urn:schemas-microsoft-com:vml" xmlns:wp14="http://schemas.microsoft.com/office/word/2010/wordprocessingDrawing" xmlns:wp="http://schemas.openxmlformats.org/drawingml/2006/wordprocessingDrawing" xmlns:w10="urn:schemas-microsoft-com:office:word" xmlns:w="http://schemas.openxmlformats.org/wordprocessingml/2006/main" xmlns:w14="http://schemas.microsoft.com/office/word/2010/wordml" xmlns:w15="http://schemas.microsoft.com/office/word/2012/wordml" xmlns:w16cex="http://schemas.microsoft.com/office/word/2018/wordml/cex" xmlns:w16cid="http://schemas.microsoft.com/office/word/2016/wordml/cid" xmlns:w16="http://schemas.microsoft.com/office/word/2018/wordml" xmlns:w16du="http://schemas.microsoft.com/office/word/2023/wordml/word16du" xmlns:w16sdtdh="http://schemas.microsoft.com/office/word/2020/wordml/sdtdatahash" xmlns:w16sdtfl="http://schemas.microsoft.com/office/word/2024/wordml/sdtformatlock" xmlns:w16se="http://schemas.microsoft.com/office/word/2015/wordml/symex" xmlns:wpg="http://schemas.microsoft.com/office/word/2010/wordprocessingGroup" xmlns:wpi="http://schemas.microsoft.com/office/word/2010/wordprocessingInk" xmlns:wne="http://schemas.microsoft.com/office/word/2006/wordml" xmlns:wps="http://schemas.microsoft.com/office/word/2010/wordprocessingShape" mc:Ignorable="w14 w15 w16se w16cid w16 w16cex w16sdtdh w16sdtfl w16du wp14">
   <w:footnote w:type="separator" w:id="-1">
     <w:p>
       <w:pPr>
@@ -3221,7 +2021,7 @@
 </file>
 
 <file path=word/numbering.xml><?xml version="1.0" encoding="utf-8"?>
-<w:numbering xmlns:wpc="http://schemas.microsoft.com/office/word/2010/wordprocessingCanvas" xmlns:cx="http://schemas.microsoft.com/office/drawing/2014/chartex" xmlns:cx1="http://schemas.microsoft.com/office/drawing/2015/9/8/chartex" xmlns:cx2="http://schemas.microsoft.com/office/drawing/2015/10/21/chartex" xmlns:cx3="http://schemas.microsoft.com/office/drawing/2016/5/9/chartex" xmlns:cx4="http://schemas.microsoft.com/office/drawing/2016/5/10/chartex" xmlns:cx5="http://schemas.microsoft.com/office/drawing/2016/5/11/chartex" xmlns:cx6="http://schemas.microsoft.com/office/drawing/2016/5/12/chartex" xmlns:cx7="http://schemas.microsoft.com/office/drawing/2016/5/13/chartex" xmlns:cx8="http://schemas.microsoft.com/office/drawing/2016/5/14/chartex" xmlns:mc="http://schemas.openxmlformats.org/markup-compatibility/2006" xmlns:aink="http://schemas.microsoft.com/office/drawing/2016/ink" xmlns:am3d="http://schemas.microsoft.com/office/drawing/2017/model3d" xmlns:o="urn:schemas-microsoft-com:office:office" xmlns:oel="http://schemas.microsoft.com/office/2019/extlst" xmlns:r="http://schemas.openxmlformats.org/officeDocument/2006/relationships" xmlns:m="http://schemas.openxmlformats.org/officeDocument/2006/math" xmlns:v="urn:schemas-microsoft-com:vml" xmlns:wp14="http://schemas.microsoft.com/office/word/2010/wordprocessingDrawing" xmlns:wp="http://schemas.openxmlformats.org/drawingml/2006/wordprocessingDrawing" xmlns:w10="urn:schemas-microsoft-com:office:word" xmlns:w="http://schemas.openxmlformats.org/wordprocessingml/2006/main" xmlns:w14="http://schemas.microsoft.com/office/word/2010/wordml" xmlns:w15="http://schemas.microsoft.com/office/word/2012/wordml" xmlns:w16cex="http://schemas.microsoft.com/office/word/2018/wordml/cex" xmlns:w16cid="http://schemas.microsoft.com/office/word/2016/wordml/cid" xmlns:w16="http://schemas.microsoft.com/office/word/2018/wordml" xmlns:w16sdtdh="http://schemas.microsoft.com/office/word/2020/wordml/sdtdatahash" xmlns:w16se="http://schemas.microsoft.com/office/word/2015/wordml/symex" xmlns:wpg="http://schemas.microsoft.com/office/word/2010/wordprocessingGroup" xmlns:wpi="http://schemas.microsoft.com/office/word/2010/wordprocessingInk" xmlns:wne="http://schemas.microsoft.com/office/word/2006/wordml" xmlns:wps="http://schemas.microsoft.com/office/word/2010/wordprocessingShape" mc:Ignorable="w14 w15 w16se w16cid w16 w16cex w16sdtdh wp14">
+<w:numbering xmlns:wpc="http://schemas.microsoft.com/office/word/2010/wordprocessingCanvas" xmlns:cx="http://schemas.microsoft.com/office/drawing/2014/chartex" xmlns:cx1="http://schemas.microsoft.com/office/drawing/2015/9/8/chartex" xmlns:cx2="http://schemas.microsoft.com/office/drawing/2015/10/21/chartex" xmlns:cx3="http://schemas.microsoft.com/office/drawing/2016/5/9/chartex" xmlns:cx4="http://schemas.microsoft.com/office/drawing/2016/5/10/chartex" xmlns:cx5="http://schemas.microsoft.com/office/drawing/2016/5/11/chartex" xmlns:cx6="http://schemas.microsoft.com/office/drawing/2016/5/12/chartex" xmlns:cx7="http://schemas.microsoft.com/office/drawing/2016/5/13/chartex" xmlns:cx8="http://schemas.microsoft.com/office/drawing/2016/5/14/chartex" xmlns:mc="http://schemas.openxmlformats.org/markup-compatibility/2006" xmlns:aink="http://schemas.microsoft.com/office/drawing/2016/ink" xmlns:am3d="http://schemas.microsoft.com/office/drawing/2017/model3d" xmlns:o="urn:schemas-microsoft-com:office:office" xmlns:oel="http://schemas.microsoft.com/office/2019/extlst" xmlns:r="http://schemas.openxmlformats.org/officeDocument/2006/relationships" xmlns:m="http://schemas.openxmlformats.org/officeDocument/2006/math" xmlns:v="urn:schemas-microsoft-com:vml" xmlns:wp14="http://schemas.microsoft.com/office/word/2010/wordprocessingDrawing" xmlns:wp="http://schemas.openxmlformats.org/drawingml/2006/wordprocessingDrawing" xmlns:w10="urn:schemas-microsoft-com:office:word" xmlns:w="http://schemas.openxmlformats.org/wordprocessingml/2006/main" xmlns:w14="http://schemas.microsoft.com/office/word/2010/wordml" xmlns:w15="http://schemas.microsoft.com/office/word/2012/wordml" xmlns:w16cex="http://schemas.microsoft.com/office/word/2018/wordml/cex" xmlns:w16cid="http://schemas.microsoft.com/office/word/2016/wordml/cid" xmlns:w16="http://schemas.microsoft.com/office/word/2018/wordml" xmlns:w16du="http://schemas.microsoft.com/office/word/2023/wordml/word16du" xmlns:w16sdtdh="http://schemas.microsoft.com/office/word/2020/wordml/sdtdatahash" xmlns:w16sdtfl="http://schemas.microsoft.com/office/word/2024/wordml/sdtformatlock" xmlns:w16se="http://schemas.microsoft.com/office/word/2015/wordml/symex" xmlns:wpg="http://schemas.microsoft.com/office/word/2010/wordprocessingGroup" xmlns:wpi="http://schemas.microsoft.com/office/word/2010/wordprocessingInk" xmlns:wne="http://schemas.microsoft.com/office/word/2006/wordml" xmlns:wps="http://schemas.microsoft.com/office/word/2010/wordprocessingShape" mc:Ignorable="w14 w15 w16se w16cid w16 w16cex w16sdtdh w16sdtfl w16du wp14">
   <w:abstractNum w:abstractNumId="0" w15:restartNumberingAfterBreak="0">
     <w:nsid w:val="FFFFFF89"/>
     <w:multiLevelType w:val="singleLevel"/>
@@ -3661,7 +2461,7 @@
 </file>
 
 <file path=word/styles.xml><?xml version="1.0" encoding="utf-8"?>
-<w:styles xmlns:mc="http://schemas.openxmlformats.org/markup-compatibility/2006" xmlns:r="http://schemas.openxmlformats.org/officeDocument/2006/relationships" xmlns:w="http://schemas.openxmlformats.org/wordprocessingml/2006/main" xmlns:w14="http://schemas.microsoft.com/office/word/2010/wordml" xmlns:w15="http://schemas.microsoft.com/office/word/2012/wordml" xmlns:w16cex="http://schemas.microsoft.com/office/word/2018/wordml/cex" xmlns:w16cid="http://schemas.microsoft.com/office/word/2016/wordml/cid" xmlns:w16="http://schemas.microsoft.com/office/word/2018/wordml" xmlns:w16sdtdh="http://schemas.microsoft.com/office/word/2020/wordml/sdtdatahash" xmlns:w16se="http://schemas.microsoft.com/office/word/2015/wordml/symex" mc:Ignorable="w14 w15 w16se w16cid w16 w16cex w16sdtdh">
+<w:styles xmlns:mc="http://schemas.openxmlformats.org/markup-compatibility/2006" xmlns:r="http://schemas.openxmlformats.org/officeDocument/2006/relationships" xmlns:w="http://schemas.openxmlformats.org/wordprocessingml/2006/main" xmlns:w14="http://schemas.microsoft.com/office/word/2010/wordml" xmlns:w15="http://schemas.microsoft.com/office/word/2012/wordml" xmlns:w16cex="http://schemas.microsoft.com/office/word/2018/wordml/cex" xmlns:w16cid="http://schemas.microsoft.com/office/word/2016/wordml/cid" xmlns:w16="http://schemas.microsoft.com/office/word/2018/wordml" xmlns:w16du="http://schemas.microsoft.com/office/word/2023/wordml/word16du" xmlns:w16sdtdh="http://schemas.microsoft.com/office/word/2020/wordml/sdtdatahash" xmlns:w16sdtfl="http://schemas.microsoft.com/office/word/2024/wordml/sdtformatlock" xmlns:w16se="http://schemas.microsoft.com/office/word/2015/wordml/symex" mc:Ignorable="w14 w15 w16se w16cid w16 w16cex w16sdtdh w16sdtfl w16du">
   <w:docDefaults>
     <w:rPrDefault>
       <w:rPr>
